--- a/labs_reports/Лабораторна робота 3.docx
+++ b/labs_reports/Лабораторна робота 3.docx
@@ -83,7 +83,9 @@
         <w:spacing w:after="120"/>
         <w:jc w:val="center"/>
         <w:rPr>
-          <w:lang w:val="uk-UA"/>
+          <w:rFonts w:eastAsia="Times New Roman" w:cs="Times New Roman"/>
+          <w:b/>
+          <w:color w:val="000000"/>
         </w:rPr>
       </w:pPr>
       <w:r>
@@ -192,177 +194,321 @@
     <w:p>
       <w:pPr>
         <w:spacing w:after="120"/>
-      </w:pPr>
-      <w:proofErr w:type="spellStart"/>
-      <w:r>
-        <w:rPr>
-          <w:rFonts w:eastAsia="Times New Roman" w:cs="Times New Roman"/>
+        <w:jc w:val="both"/>
+        <w:rPr>
+          <w:lang w:val="uk-UA"/>
+        </w:rPr>
+      </w:pPr>
+      <w:r>
+        <w:rPr>
           <w:b/>
-          <w:color w:val="000000"/>
-        </w:rPr>
-        <w:t>Тема</w:t>
-      </w:r>
-      <w:proofErr w:type="spellEnd"/>
-      <w:r>
-        <w:rPr>
-          <w:rFonts w:eastAsia="Times New Roman" w:cs="Times New Roman"/>
+          <w:lang w:val="uk-UA"/>
+        </w:rPr>
+        <w:t xml:space="preserve">Посилання на </w:t>
+      </w:r>
+      <w:proofErr w:type="spellStart"/>
+      <w:r>
+        <w:rPr>
           <w:b/>
-          <w:color w:val="000000"/>
-        </w:rPr>
-        <w:t xml:space="preserve"> </w:t>
-      </w:r>
-      <w:proofErr w:type="spellStart"/>
-      <w:r>
-        <w:rPr>
-          <w:rFonts w:eastAsia="Times New Roman" w:cs="Times New Roman"/>
+          <w:lang w:val="uk-UA"/>
+        </w:rPr>
+        <w:t>репозиторій</w:t>
+      </w:r>
+      <w:proofErr w:type="spellEnd"/>
+      <w:r>
+        <w:rPr>
           <w:b/>
-          <w:color w:val="000000"/>
-        </w:rPr>
-        <w:t>роботи</w:t>
-      </w:r>
-      <w:proofErr w:type="spellEnd"/>
+          <w:lang w:val="uk-UA"/>
+        </w:rPr>
+        <w:t xml:space="preserve">: </w:t>
+      </w:r>
+      <w:r>
+        <w:rPr>
+          <w:lang w:val="uk-UA"/>
+        </w:rPr>
+        <w:t>https://github.com/Romario-Desantes/TRVD_2026_404TN_Chornoruk_Labs</w:t>
+      </w:r>
+      <w:bookmarkStart w:id="0" w:name="_GoBack"/>
+      <w:bookmarkEnd w:id="0"/>
     </w:p>
     <w:p>
       <w:pPr>
         <w:spacing w:after="120"/>
-      </w:pPr>
-      <w:r>
-        <w:rPr>
-          <w:rFonts w:eastAsia="Times New Roman" w:cs="Times New Roman"/>
-          <w:color w:val="000000"/>
-        </w:rPr>
-        <w:t xml:space="preserve">Розробка серверної частини інформаційної системи керування студентським гуртожитком e-Dormitory System із реалізацією шару доступу до даних, сервісного </w:t>
-      </w:r>
-      <w:r>
-        <w:rPr>
-          <w:rFonts w:eastAsia="Times New Roman" w:cs="Times New Roman"/>
-          <w:color w:val="000000"/>
-        </w:rPr>
-        <w:t xml:space="preserve">шару, REST API </w:t>
-      </w:r>
-      <w:proofErr w:type="spellStart"/>
-      <w:r>
-        <w:rPr>
-          <w:rFonts w:eastAsia="Times New Roman" w:cs="Times New Roman"/>
-          <w:color w:val="000000"/>
-        </w:rPr>
-        <w:t>та</w:t>
-      </w:r>
-      <w:proofErr w:type="spellEnd"/>
-      <w:r>
-        <w:rPr>
-          <w:rFonts w:eastAsia="Times New Roman" w:cs="Times New Roman"/>
-          <w:color w:val="000000"/>
-        </w:rPr>
-        <w:t xml:space="preserve"> DTO.</w:t>
+        <w:rPr>
+          <w:lang w:val="uk-UA"/>
+        </w:rPr>
+      </w:pPr>
+      <w:r>
+        <w:rPr>
+          <w:rFonts w:eastAsia="Times New Roman" w:cs="Times New Roman"/>
+          <w:b/>
+          <w:color w:val="000000"/>
+          <w:lang w:val="uk-UA"/>
+        </w:rPr>
+        <w:t>Тема роботи</w:t>
       </w:r>
     </w:p>
     <w:p>
       <w:pPr>
         <w:spacing w:after="120"/>
-      </w:pPr>
-      <w:r>
-        <w:rPr>
-          <w:rFonts w:eastAsia="Times New Roman" w:cs="Times New Roman"/>
-          <w:b/>
-          <w:color w:val="000000"/>
-        </w:rPr>
-        <w:t>Мета роботи</w:t>
+        <w:rPr>
+          <w:lang w:val="uk-UA"/>
+        </w:rPr>
+      </w:pPr>
+      <w:r>
+        <w:rPr>
+          <w:rFonts w:eastAsia="Times New Roman" w:cs="Times New Roman"/>
+          <w:color w:val="000000"/>
+          <w:lang w:val="uk-UA"/>
+        </w:rPr>
+        <w:t xml:space="preserve">Розробка серверної частини інформаційної системи керування студентським гуртожитком </w:t>
+      </w:r>
+      <w:r>
+        <w:rPr>
+          <w:rFonts w:eastAsia="Times New Roman" w:cs="Times New Roman"/>
+          <w:color w:val="000000"/>
+        </w:rPr>
+        <w:t>e</w:t>
+      </w:r>
+      <w:r>
+        <w:rPr>
+          <w:rFonts w:eastAsia="Times New Roman" w:cs="Times New Roman"/>
+          <w:color w:val="000000"/>
+          <w:lang w:val="uk-UA"/>
+        </w:rPr>
+        <w:t>-</w:t>
+      </w:r>
+      <w:r>
+        <w:rPr>
+          <w:rFonts w:eastAsia="Times New Roman" w:cs="Times New Roman"/>
+          <w:color w:val="000000"/>
+        </w:rPr>
+        <w:t>Dormitory</w:t>
+      </w:r>
+      <w:r>
+        <w:rPr>
+          <w:rFonts w:eastAsia="Times New Roman" w:cs="Times New Roman"/>
+          <w:color w:val="000000"/>
+          <w:lang w:val="uk-UA"/>
+        </w:rPr>
+        <w:t xml:space="preserve"> </w:t>
+      </w:r>
+      <w:r>
+        <w:rPr>
+          <w:rFonts w:eastAsia="Times New Roman" w:cs="Times New Roman"/>
+          <w:color w:val="000000"/>
+        </w:rPr>
+        <w:t>System</w:t>
+      </w:r>
+      <w:r>
+        <w:rPr>
+          <w:rFonts w:eastAsia="Times New Roman" w:cs="Times New Roman"/>
+          <w:color w:val="000000"/>
+          <w:lang w:val="uk-UA"/>
+        </w:rPr>
+        <w:t xml:space="preserve"> із реалізацією шару доступу до даних, сервісного шару, </w:t>
+      </w:r>
+      <w:r>
+        <w:rPr>
+          <w:rFonts w:eastAsia="Times New Roman" w:cs="Times New Roman"/>
+          <w:color w:val="000000"/>
+        </w:rPr>
+        <w:t>REST</w:t>
+      </w:r>
+      <w:r>
+        <w:rPr>
+          <w:rFonts w:eastAsia="Times New Roman" w:cs="Times New Roman"/>
+          <w:color w:val="000000"/>
+          <w:lang w:val="uk-UA"/>
+        </w:rPr>
+        <w:t xml:space="preserve"> </w:t>
+      </w:r>
+      <w:r>
+        <w:rPr>
+          <w:rFonts w:eastAsia="Times New Roman" w:cs="Times New Roman"/>
+          <w:color w:val="000000"/>
+        </w:rPr>
+        <w:t>API</w:t>
+      </w:r>
+      <w:r>
+        <w:rPr>
+          <w:rFonts w:eastAsia="Times New Roman" w:cs="Times New Roman"/>
+          <w:color w:val="000000"/>
+          <w:lang w:val="uk-UA"/>
+        </w:rPr>
+        <w:t xml:space="preserve"> та </w:t>
+      </w:r>
+      <w:r>
+        <w:rPr>
+          <w:rFonts w:eastAsia="Times New Roman" w:cs="Times New Roman"/>
+          <w:color w:val="000000"/>
+        </w:rPr>
+        <w:t>DTO</w:t>
+      </w:r>
+      <w:r>
+        <w:rPr>
+          <w:rFonts w:eastAsia="Times New Roman" w:cs="Times New Roman"/>
+          <w:color w:val="000000"/>
+          <w:lang w:val="uk-UA"/>
+        </w:rPr>
+        <w:t>.</w:t>
       </w:r>
     </w:p>
     <w:p>
       <w:pPr>
         <w:spacing w:after="120"/>
-      </w:pPr>
-      <w:r>
-        <w:rPr>
-          <w:rFonts w:eastAsia="Times New Roman" w:cs="Times New Roman"/>
-          <w:color w:val="000000"/>
-        </w:rPr>
-        <w:t>Отримати практичні навички побудови багатошарової серверної частини вебсистеми на платформі .NET 8, реалізувати роботу з PostgreSQL через Entity Framework Core, винести бізнес-логіку в сервіси та надати зовнішній інтерфе</w:t>
-      </w:r>
-      <w:r>
-        <w:rPr>
-          <w:rFonts w:eastAsia="Times New Roman" w:cs="Times New Roman"/>
-          <w:color w:val="000000"/>
-        </w:rPr>
-        <w:t xml:space="preserve">йс взаємодії у </w:t>
-      </w:r>
-      <w:proofErr w:type="spellStart"/>
-      <w:r>
-        <w:rPr>
-          <w:rFonts w:eastAsia="Times New Roman" w:cs="Times New Roman"/>
-          <w:color w:val="000000"/>
-        </w:rPr>
-        <w:t>вигляді</w:t>
-      </w:r>
-      <w:proofErr w:type="spellEnd"/>
-      <w:r>
-        <w:rPr>
-          <w:rFonts w:eastAsia="Times New Roman" w:cs="Times New Roman"/>
-          <w:color w:val="000000"/>
-        </w:rPr>
-        <w:t xml:space="preserve"> REST API.</w:t>
+        <w:rPr>
+          <w:lang w:val="uk-UA"/>
+        </w:rPr>
+      </w:pPr>
+      <w:r>
+        <w:rPr>
+          <w:rFonts w:eastAsia="Times New Roman" w:cs="Times New Roman"/>
+          <w:b/>
+          <w:color w:val="000000"/>
+          <w:lang w:val="uk-UA"/>
+        </w:rPr>
+        <w:t>Мета роботи</w:t>
       </w:r>
     </w:p>
     <w:p>
       <w:pPr>
         <w:spacing w:after="120"/>
         <w:rPr>
-          <w:lang w:val="ru-RU"/>
-        </w:rPr>
-      </w:pPr>
-      <w:proofErr w:type="spellStart"/>
-      <w:r>
-        <w:rPr>
-          <w:rFonts w:eastAsia="Times New Roman" w:cs="Times New Roman"/>
-          <w:b/>
-          <w:color w:val="000000"/>
-          <w:lang w:val="ru-RU"/>
-        </w:rPr>
-        <w:t>Вихідні</w:t>
-      </w:r>
-      <w:proofErr w:type="spellEnd"/>
-      <w:r>
-        <w:rPr>
-          <w:rFonts w:eastAsia="Times New Roman" w:cs="Times New Roman"/>
-          <w:b/>
-          <w:color w:val="000000"/>
-          <w:lang w:val="ru-RU"/>
+          <w:lang w:val="uk-UA"/>
+        </w:rPr>
+      </w:pPr>
+      <w:r>
+        <w:rPr>
+          <w:rFonts w:eastAsia="Times New Roman" w:cs="Times New Roman"/>
+          <w:color w:val="000000"/>
+          <w:lang w:val="uk-UA"/>
+        </w:rPr>
+        <w:t xml:space="preserve">Отримати практичні навички побудови багатошарової серверної частини </w:t>
+      </w:r>
+      <w:proofErr w:type="spellStart"/>
+      <w:r>
+        <w:rPr>
+          <w:rFonts w:eastAsia="Times New Roman" w:cs="Times New Roman"/>
+          <w:color w:val="000000"/>
+          <w:lang w:val="uk-UA"/>
+        </w:rPr>
+        <w:t>вебсистеми</w:t>
+      </w:r>
+      <w:proofErr w:type="spellEnd"/>
+      <w:r>
+        <w:rPr>
+          <w:rFonts w:eastAsia="Times New Roman" w:cs="Times New Roman"/>
+          <w:color w:val="000000"/>
+          <w:lang w:val="uk-UA"/>
+        </w:rPr>
+        <w:t xml:space="preserve"> на платформі .</w:t>
+      </w:r>
+      <w:r>
+        <w:rPr>
+          <w:rFonts w:eastAsia="Times New Roman" w:cs="Times New Roman"/>
+          <w:color w:val="000000"/>
+        </w:rPr>
+        <w:t>NET</w:t>
+      </w:r>
+      <w:r>
+        <w:rPr>
+          <w:rFonts w:eastAsia="Times New Roman" w:cs="Times New Roman"/>
+          <w:color w:val="000000"/>
+          <w:lang w:val="uk-UA"/>
+        </w:rPr>
+        <w:t xml:space="preserve"> 8, реалізувати роботу з </w:t>
+      </w:r>
+      <w:r>
+        <w:rPr>
+          <w:rFonts w:eastAsia="Times New Roman" w:cs="Times New Roman"/>
+          <w:color w:val="000000"/>
+        </w:rPr>
+        <w:t>PostgreSQL</w:t>
+      </w:r>
+      <w:r>
+        <w:rPr>
+          <w:rFonts w:eastAsia="Times New Roman" w:cs="Times New Roman"/>
+          <w:color w:val="000000"/>
+          <w:lang w:val="uk-UA"/>
+        </w:rPr>
+        <w:t xml:space="preserve"> через </w:t>
+      </w:r>
+      <w:r>
+        <w:rPr>
+          <w:rFonts w:eastAsia="Times New Roman" w:cs="Times New Roman"/>
+          <w:color w:val="000000"/>
+        </w:rPr>
+        <w:t>Entity</w:t>
+      </w:r>
+      <w:r>
+        <w:rPr>
+          <w:rFonts w:eastAsia="Times New Roman" w:cs="Times New Roman"/>
+          <w:color w:val="000000"/>
+          <w:lang w:val="uk-UA"/>
         </w:rPr>
         <w:t xml:space="preserve"> </w:t>
       </w:r>
-      <w:proofErr w:type="spellStart"/>
-      <w:r>
-        <w:rPr>
-          <w:rFonts w:eastAsia="Times New Roman" w:cs="Times New Roman"/>
-          <w:b/>
-          <w:color w:val="000000"/>
-          <w:lang w:val="ru-RU"/>
-        </w:rPr>
-        <w:t>умови</w:t>
-      </w:r>
-      <w:proofErr w:type="spellEnd"/>
-      <w:r>
-        <w:rPr>
-          <w:rFonts w:eastAsia="Times New Roman" w:cs="Times New Roman"/>
-          <w:b/>
-          <w:color w:val="000000"/>
-          <w:lang w:val="ru-RU"/>
-        </w:rPr>
-        <w:t xml:space="preserve"> та </w:t>
-      </w:r>
-      <w:proofErr w:type="spellStart"/>
-      <w:r>
-        <w:rPr>
-          <w:rFonts w:eastAsia="Times New Roman" w:cs="Times New Roman"/>
-          <w:b/>
-          <w:color w:val="000000"/>
-          <w:lang w:val="ru-RU"/>
-        </w:rPr>
-        <w:t>технології</w:t>
-      </w:r>
-      <w:proofErr w:type="spellEnd"/>
+      <w:r>
+        <w:rPr>
+          <w:rFonts w:eastAsia="Times New Roman" w:cs="Times New Roman"/>
+          <w:color w:val="000000"/>
+        </w:rPr>
+        <w:t>Framework</w:t>
+      </w:r>
+      <w:r>
+        <w:rPr>
+          <w:rFonts w:eastAsia="Times New Roman" w:cs="Times New Roman"/>
+          <w:color w:val="000000"/>
+          <w:lang w:val="uk-UA"/>
+        </w:rPr>
+        <w:t xml:space="preserve"> </w:t>
+      </w:r>
+      <w:r>
+        <w:rPr>
+          <w:rFonts w:eastAsia="Times New Roman" w:cs="Times New Roman"/>
+          <w:color w:val="000000"/>
+        </w:rPr>
+        <w:t>Core</w:t>
+      </w:r>
+      <w:r>
+        <w:rPr>
+          <w:rFonts w:eastAsia="Times New Roman" w:cs="Times New Roman"/>
+          <w:color w:val="000000"/>
+          <w:lang w:val="uk-UA"/>
+        </w:rPr>
+        <w:t xml:space="preserve">, винести бізнес-логіку в сервіси та надати зовнішній інтерфейс взаємодії у вигляді </w:t>
+      </w:r>
+      <w:r>
+        <w:rPr>
+          <w:rFonts w:eastAsia="Times New Roman" w:cs="Times New Roman"/>
+          <w:color w:val="000000"/>
+        </w:rPr>
+        <w:t>REST</w:t>
+      </w:r>
+      <w:r>
+        <w:rPr>
+          <w:rFonts w:eastAsia="Times New Roman" w:cs="Times New Roman"/>
+          <w:color w:val="000000"/>
+          <w:lang w:val="uk-UA"/>
+        </w:rPr>
+        <w:t xml:space="preserve"> </w:t>
+      </w:r>
+      <w:r>
+        <w:rPr>
+          <w:rFonts w:eastAsia="Times New Roman" w:cs="Times New Roman"/>
+          <w:color w:val="000000"/>
+        </w:rPr>
+        <w:t>API</w:t>
+      </w:r>
+      <w:r>
+        <w:rPr>
+          <w:rFonts w:eastAsia="Times New Roman" w:cs="Times New Roman"/>
+          <w:color w:val="000000"/>
+          <w:lang w:val="uk-UA"/>
+        </w:rPr>
+        <w:t>.</w:t>
+      </w:r>
     </w:p>
     <w:p>
       <w:pPr>
@@ -371,27 +517,21 @@
           <w:lang w:val="ru-RU"/>
         </w:rPr>
       </w:pPr>
-      <w:r>
-        <w:rPr>
-          <w:rFonts w:eastAsia="Times New Roman" w:cs="Times New Roman"/>
-          <w:color w:val="000000"/>
-          <w:lang w:val="ru-RU"/>
-        </w:rPr>
-        <w:t xml:space="preserve">• </w:t>
-      </w:r>
-      <w:proofErr w:type="spellStart"/>
-      <w:r>
-        <w:rPr>
-          <w:rFonts w:eastAsia="Times New Roman" w:cs="Times New Roman"/>
-          <w:color w:val="000000"/>
-          <w:lang w:val="ru-RU"/>
-        </w:rPr>
-        <w:t>Мова</w:t>
-      </w:r>
-      <w:proofErr w:type="spellEnd"/>
-      <w:r>
-        <w:rPr>
-          <w:rFonts w:eastAsia="Times New Roman" w:cs="Times New Roman"/>
+      <w:proofErr w:type="spellStart"/>
+      <w:r>
+        <w:rPr>
+          <w:rFonts w:eastAsia="Times New Roman" w:cs="Times New Roman"/>
+          <w:b/>
+          <w:color w:val="000000"/>
+          <w:lang w:val="ru-RU"/>
+        </w:rPr>
+        <w:t>Вихідні</w:t>
+      </w:r>
+      <w:proofErr w:type="spellEnd"/>
+      <w:r>
+        <w:rPr>
+          <w:rFonts w:eastAsia="Times New Roman" w:cs="Times New Roman"/>
+          <w:b/>
           <w:color w:val="000000"/>
           <w:lang w:val="ru-RU"/>
         </w:rPr>
@@ -401,35 +541,33 @@
       <w:r>
         <w:rPr>
           <w:rFonts w:eastAsia="Times New Roman" w:cs="Times New Roman"/>
-          <w:color w:val="000000"/>
-          <w:lang w:val="ru-RU"/>
-        </w:rPr>
-        <w:t>програмування</w:t>
-      </w:r>
-      <w:proofErr w:type="spellEnd"/>
-      <w:r>
-        <w:rPr>
-          <w:rFonts w:eastAsia="Times New Roman" w:cs="Times New Roman"/>
-          <w:color w:val="000000"/>
-          <w:lang w:val="ru-RU"/>
-        </w:rPr>
-        <w:t xml:space="preserve">: </w:t>
-      </w:r>
-      <w:r>
-        <w:rPr>
-          <w:rFonts w:eastAsia="Times New Roman" w:cs="Times New Roman"/>
-          <w:color w:val="000000"/>
-        </w:rPr>
-        <w:t>C</w:t>
-      </w:r>
-      <w:r>
-        <w:rPr>
-          <w:rFonts w:eastAsia="Times New Roman" w:cs="Times New Roman"/>
-          <w:color w:val="000000"/>
-          <w:lang w:val="ru-RU"/>
-        </w:rPr>
-        <w:t># 12</w:t>
-      </w:r>
+          <w:b/>
+          <w:color w:val="000000"/>
+          <w:lang w:val="ru-RU"/>
+        </w:rPr>
+        <w:t>умови</w:t>
+      </w:r>
+      <w:proofErr w:type="spellEnd"/>
+      <w:r>
+        <w:rPr>
+          <w:rFonts w:eastAsia="Times New Roman" w:cs="Times New Roman"/>
+          <w:b/>
+          <w:color w:val="000000"/>
+          <w:lang w:val="ru-RU"/>
+        </w:rPr>
+        <w:t xml:space="preserve"> та </w:t>
+      </w:r>
+      <w:proofErr w:type="spellStart"/>
+      <w:r>
+        <w:rPr>
+          <w:rFonts w:eastAsia="Times New Roman" w:cs="Times New Roman"/>
+          <w:b/>
+          <w:color w:val="000000"/>
+          <w:lang w:val="ru-RU"/>
+        </w:rPr>
+        <w:t>технології</w:t>
+      </w:r>
+      <w:proofErr w:type="spellEnd"/>
     </w:p>
     <w:p>
       <w:pPr>
@@ -444,22 +582,58 @@
           <w:color w:val="000000"/>
           <w:lang w:val="ru-RU"/>
         </w:rPr>
-        <w:t>• Платформа: .</w:t>
-      </w:r>
-      <w:r>
-        <w:rPr>
-          <w:rFonts w:eastAsia="Times New Roman" w:cs="Times New Roman"/>
-          <w:color w:val="000000"/>
-        </w:rPr>
-        <w:t>NET</w:t>
-      </w:r>
-      <w:r>
-        <w:rPr>
-          <w:rFonts w:eastAsia="Times New Roman" w:cs="Times New Roman"/>
-          <w:color w:val="000000"/>
-          <w:lang w:val="ru-RU"/>
-        </w:rPr>
-        <w:t xml:space="preserve"> 8</w:t>
+        <w:t xml:space="preserve">• </w:t>
+      </w:r>
+      <w:proofErr w:type="spellStart"/>
+      <w:r>
+        <w:rPr>
+          <w:rFonts w:eastAsia="Times New Roman" w:cs="Times New Roman"/>
+          <w:color w:val="000000"/>
+          <w:lang w:val="ru-RU"/>
+        </w:rPr>
+        <w:t>Мова</w:t>
+      </w:r>
+      <w:proofErr w:type="spellEnd"/>
+      <w:r>
+        <w:rPr>
+          <w:rFonts w:eastAsia="Times New Roman" w:cs="Times New Roman"/>
+          <w:color w:val="000000"/>
+          <w:lang w:val="ru-RU"/>
+        </w:rPr>
+        <w:t xml:space="preserve"> </w:t>
+      </w:r>
+      <w:proofErr w:type="spellStart"/>
+      <w:r>
+        <w:rPr>
+          <w:rFonts w:eastAsia="Times New Roman" w:cs="Times New Roman"/>
+          <w:color w:val="000000"/>
+          <w:lang w:val="ru-RU"/>
+        </w:rPr>
+        <w:t>програмування</w:t>
+      </w:r>
+      <w:proofErr w:type="spellEnd"/>
+      <w:r>
+        <w:rPr>
+          <w:rFonts w:eastAsia="Times New Roman" w:cs="Times New Roman"/>
+          <w:color w:val="000000"/>
+          <w:lang w:val="ru-RU"/>
+        </w:rPr>
+        <w:t xml:space="preserve">: </w:t>
+      </w:r>
+      <w:r>
+        <w:rPr>
+          <w:rFonts w:eastAsia="Times New Roman" w:cs="Times New Roman"/>
+          <w:color w:val="000000"/>
+        </w:rPr>
+        <w:t>C</w:t>
+      </w:r>
+      <w:r>
+        <w:rPr>
+          <w:rFonts w:eastAsia="Times New Roman" w:cs="Times New Roman"/>
+          <w:color w:val="000000"/>
+          <w:lang w:val="ru-RU"/>
+        </w:rPr>
+        <w:t># 12</w:t>
       </w:r>
     </w:p>
     <w:p>
@@ -475,59 +649,78 @@
           <w:color w:val="000000"/>
           <w:lang w:val="ru-RU"/>
         </w:rPr>
-        <w:t xml:space="preserve">• </w:t>
-      </w:r>
-      <w:proofErr w:type="spellStart"/>
-      <w:r>
-        <w:rPr>
-          <w:rFonts w:eastAsia="Times New Roman" w:cs="Times New Roman"/>
-          <w:color w:val="000000"/>
-          <w:lang w:val="ru-RU"/>
-        </w:rPr>
-        <w:t>Архітектурний</w:t>
-      </w:r>
-      <w:proofErr w:type="spellEnd"/>
-      <w:r>
-        <w:rPr>
-          <w:rFonts w:eastAsia="Times New Roman" w:cs="Times New Roman"/>
-          <w:color w:val="000000"/>
-          <w:lang w:val="ru-RU"/>
-        </w:rPr>
-        <w:t xml:space="preserve"> стиль: </w:t>
-      </w:r>
-      <w:r>
-        <w:rPr>
-          <w:rFonts w:eastAsia="Times New Roman" w:cs="Times New Roman"/>
-          <w:color w:val="000000"/>
-        </w:rPr>
-        <w:t>Modular</w:t>
-      </w:r>
-      <w:r>
-        <w:rPr>
-          <w:rFonts w:eastAsia="Times New Roman" w:cs="Times New Roman"/>
-          <w:color w:val="000000"/>
-          <w:lang w:val="ru-RU"/>
-        </w:rPr>
-        <w:t xml:space="preserve"> </w:t>
-      </w:r>
-      <w:r>
-        <w:rPr>
-          <w:rFonts w:eastAsia="Times New Roman" w:cs="Times New Roman"/>
-          <w:color w:val="000000"/>
-        </w:rPr>
-        <w:t>Monolith</w:t>
+        <w:t>• Платформа: .</w:t>
+      </w:r>
+      <w:r>
+        <w:rPr>
+          <w:rFonts w:eastAsia="Times New Roman" w:cs="Times New Roman"/>
+          <w:color w:val="000000"/>
+        </w:rPr>
+        <w:t>NET</w:t>
+      </w:r>
+      <w:r>
+        <w:rPr>
+          <w:rFonts w:eastAsia="Times New Roman" w:cs="Times New Roman"/>
+          <w:color w:val="000000"/>
+          <w:lang w:val="ru-RU"/>
+        </w:rPr>
+        <w:t xml:space="preserve"> 8</w:t>
       </w:r>
     </w:p>
     <w:p>
       <w:pPr>
         <w:spacing w:after="120"/>
-      </w:pPr>
-      <w:r>
-        <w:rPr>
-          <w:rFonts w:eastAsia="Times New Roman" w:cs="Times New Roman"/>
-          <w:color w:val="000000"/>
-        </w:rPr>
-        <w:t>• ORM: Entity Framework Core</w:t>
+        <w:rPr>
+          <w:lang w:val="ru-RU"/>
+        </w:rPr>
+      </w:pPr>
+      <w:r>
+        <w:rPr>
+          <w:rFonts w:eastAsia="Times New Roman" w:cs="Times New Roman"/>
+          <w:color w:val="000000"/>
+          <w:lang w:val="ru-RU"/>
+        </w:rPr>
+        <w:t xml:space="preserve">• </w:t>
+      </w:r>
+      <w:proofErr w:type="spellStart"/>
+      <w:r>
+        <w:rPr>
+          <w:rFonts w:eastAsia="Times New Roman" w:cs="Times New Roman"/>
+          <w:color w:val="000000"/>
+          <w:lang w:val="ru-RU"/>
+        </w:rPr>
+        <w:t>Архітектурний</w:t>
+      </w:r>
+      <w:proofErr w:type="spellEnd"/>
+      <w:r>
+        <w:rPr>
+          <w:rFonts w:eastAsia="Times New Roman" w:cs="Times New Roman"/>
+          <w:color w:val="000000"/>
+          <w:lang w:val="ru-RU"/>
+        </w:rPr>
+        <w:t xml:space="preserve"> стиль: </w:t>
+      </w:r>
+      <w:r>
+        <w:rPr>
+          <w:rFonts w:eastAsia="Times New Roman" w:cs="Times New Roman"/>
+          <w:color w:val="000000"/>
+        </w:rPr>
+        <w:t>Modular</w:t>
+      </w:r>
+      <w:r>
+        <w:rPr>
+          <w:rFonts w:eastAsia="Times New Roman" w:cs="Times New Roman"/>
+          <w:color w:val="000000"/>
+          <w:lang w:val="ru-RU"/>
+        </w:rPr>
+        <w:t xml:space="preserve"> </w:t>
+      </w:r>
+      <w:r>
+        <w:rPr>
+          <w:rFonts w:eastAsia="Times New Roman" w:cs="Times New Roman"/>
+          <w:color w:val="000000"/>
+        </w:rPr>
+        <w:t>Monolith</w:t>
       </w:r>
     </w:p>
     <w:p>
@@ -539,7 +732,7 @@
           <w:rFonts w:eastAsia="Times New Roman" w:cs="Times New Roman"/>
           <w:color w:val="000000"/>
         </w:rPr>
-        <w:t>• База даних: PostgreSQL 16</w:t>
+        <w:t>• ORM: Entity Framework Core</w:t>
       </w:r>
     </w:p>
     <w:p>
@@ -551,7 +744,7 @@
           <w:rFonts w:eastAsia="Times New Roman" w:cs="Times New Roman"/>
           <w:color w:val="000000"/>
         </w:rPr>
-        <w:t>• API: ASP.NET Core Web API</w:t>
+        <w:t>• База даних: PostgreSQL 16</w:t>
       </w:r>
     </w:p>
     <w:p>
@@ -563,14 +756,7 @@
           <w:rFonts w:eastAsia="Times New Roman" w:cs="Times New Roman"/>
           <w:color w:val="000000"/>
         </w:rPr>
-        <w:t>• Документування API:</w:t>
-      </w:r>
-      <w:r>
-        <w:rPr>
-          <w:rFonts w:eastAsia="Times New Roman" w:cs="Times New Roman"/>
-          <w:color w:val="000000"/>
-        </w:rPr>
-        <w:t xml:space="preserve"> Swagger / OpenAPI</w:t>
+        <w:t>• API: ASP.NET Core Web API</w:t>
       </w:r>
     </w:p>
     <w:p>
@@ -582,63 +768,19 @@
           <w:rFonts w:eastAsia="Times New Roman" w:cs="Times New Roman"/>
           <w:color w:val="000000"/>
         </w:rPr>
-        <w:t>• Валідація: FluentValidation</w:t>
+        <w:t>• Документування API: Swagger / OpenAPI</w:t>
       </w:r>
     </w:p>
     <w:p>
       <w:pPr>
         <w:spacing w:after="120"/>
-        <w:rPr>
-          <w:lang w:val="ru-RU"/>
-        </w:rPr>
-      </w:pPr>
-      <w:r>
-        <w:rPr>
-          <w:rFonts w:eastAsia="Times New Roman" w:cs="Times New Roman"/>
-          <w:color w:val="000000"/>
-          <w:lang w:val="ru-RU"/>
-        </w:rPr>
-        <w:t xml:space="preserve">• </w:t>
-      </w:r>
-      <w:proofErr w:type="spellStart"/>
-      <w:r>
-        <w:rPr>
-          <w:rFonts w:eastAsia="Times New Roman" w:cs="Times New Roman"/>
-          <w:color w:val="000000"/>
-          <w:lang w:val="ru-RU"/>
-        </w:rPr>
-        <w:t>Інфраструктура</w:t>
-      </w:r>
-      <w:proofErr w:type="spellEnd"/>
-      <w:r>
-        <w:rPr>
-          <w:rFonts w:eastAsia="Times New Roman" w:cs="Times New Roman"/>
-          <w:color w:val="000000"/>
-          <w:lang w:val="ru-RU"/>
-        </w:rPr>
-        <w:t xml:space="preserve"> запуску: </w:t>
-      </w:r>
-      <w:r>
-        <w:rPr>
-          <w:rFonts w:eastAsia="Times New Roman" w:cs="Times New Roman"/>
-          <w:color w:val="000000"/>
-        </w:rPr>
-        <w:t>Docker</w:t>
-      </w:r>
-      <w:r>
-        <w:rPr>
-          <w:rFonts w:eastAsia="Times New Roman" w:cs="Times New Roman"/>
-          <w:color w:val="000000"/>
-          <w:lang w:val="ru-RU"/>
-        </w:rPr>
-        <w:t xml:space="preserve"> </w:t>
-      </w:r>
-      <w:r>
-        <w:rPr>
-          <w:rFonts w:eastAsia="Times New Roman" w:cs="Times New Roman"/>
-          <w:color w:val="000000"/>
-        </w:rPr>
-        <w:t>Compose</w:t>
+      </w:pPr>
+      <w:r>
+        <w:rPr>
+          <w:rFonts w:eastAsia="Times New Roman" w:cs="Times New Roman"/>
+          <w:color w:val="000000"/>
+        </w:rPr>
+        <w:t>• Валідація: FluentValidation</w:t>
       </w:r>
     </w:p>
     <w:p>
@@ -651,23 +793,51 @@
       <w:r>
         <w:rPr>
           <w:rFonts w:eastAsia="Times New Roman" w:cs="Times New Roman"/>
-          <w:b/>
-          <w:color w:val="000000"/>
-          <w:lang w:val="ru-RU"/>
-        </w:rPr>
-        <w:t xml:space="preserve">Постановка </w:t>
-      </w:r>
-      <w:proofErr w:type="spellStart"/>
-      <w:r>
-        <w:rPr>
-          <w:rFonts w:eastAsia="Times New Roman" w:cs="Times New Roman"/>
-          <w:b/>
-          <w:color w:val="000000"/>
-          <w:lang w:val="ru-RU"/>
-        </w:rPr>
-        <w:t>задачі</w:t>
-      </w:r>
-      <w:proofErr w:type="spellEnd"/>
+          <w:color w:val="000000"/>
+          <w:lang w:val="ru-RU"/>
+        </w:rPr>
+        <w:t xml:space="preserve">• </w:t>
+      </w:r>
+      <w:proofErr w:type="spellStart"/>
+      <w:r>
+        <w:rPr>
+          <w:rFonts w:eastAsia="Times New Roman" w:cs="Times New Roman"/>
+          <w:color w:val="000000"/>
+          <w:lang w:val="ru-RU"/>
+        </w:rPr>
+        <w:t>Інфраструктура</w:t>
+      </w:r>
+      <w:proofErr w:type="spellEnd"/>
+      <w:r>
+        <w:rPr>
+          <w:rFonts w:eastAsia="Times New Roman" w:cs="Times New Roman"/>
+          <w:color w:val="000000"/>
+          <w:lang w:val="ru-RU"/>
+        </w:rPr>
+        <w:t xml:space="preserve"> запуску: </w:t>
+      </w:r>
+      <w:r>
+        <w:rPr>
+          <w:rFonts w:eastAsia="Times New Roman" w:cs="Times New Roman"/>
+          <w:color w:val="000000"/>
+        </w:rPr>
+        <w:t>Docker</w:t>
+      </w:r>
+      <w:r>
+        <w:rPr>
+          <w:rFonts w:eastAsia="Times New Roman" w:cs="Times New Roman"/>
+          <w:color w:val="000000"/>
+          <w:lang w:val="ru-RU"/>
+        </w:rPr>
+        <w:t xml:space="preserve"> </w:t>
+      </w:r>
+      <w:r>
+        <w:rPr>
+          <w:rFonts w:eastAsia="Times New Roman" w:cs="Times New Roman"/>
+          <w:color w:val="000000"/>
+        </w:rPr>
+        <w:t>Compose</w:t>
+      </w:r>
     </w:p>
     <w:p>
       <w:pPr>
@@ -676,114 +846,26 @@
           <w:lang w:val="ru-RU"/>
         </w:rPr>
       </w:pPr>
-      <w:proofErr w:type="spellStart"/>
-      <w:r>
-        <w:rPr>
-          <w:rFonts w:eastAsia="Times New Roman" w:cs="Times New Roman"/>
-          <w:color w:val="000000"/>
-          <w:lang w:val="ru-RU"/>
-        </w:rPr>
-        <w:t>Згідно</w:t>
-      </w:r>
-      <w:proofErr w:type="spellEnd"/>
-      <w:r>
-        <w:rPr>
-          <w:rFonts w:eastAsia="Times New Roman" w:cs="Times New Roman"/>
-          <w:color w:val="000000"/>
-          <w:lang w:val="ru-RU"/>
-        </w:rPr>
-        <w:t xml:space="preserve"> з </w:t>
-      </w:r>
-      <w:proofErr w:type="spellStart"/>
-      <w:r>
-        <w:rPr>
-          <w:rFonts w:eastAsia="Times New Roman" w:cs="Times New Roman"/>
-          <w:color w:val="000000"/>
-          <w:lang w:val="ru-RU"/>
-        </w:rPr>
-        <w:t>вимогами</w:t>
-      </w:r>
-      <w:proofErr w:type="spellEnd"/>
-      <w:r>
-        <w:rPr>
-          <w:rFonts w:eastAsia="Times New Roman" w:cs="Times New Roman"/>
-          <w:color w:val="000000"/>
-          <w:lang w:val="ru-RU"/>
-        </w:rPr>
-        <w:t xml:space="preserve"> </w:t>
-      </w:r>
-      <w:proofErr w:type="spellStart"/>
-      <w:r>
-        <w:rPr>
-          <w:rFonts w:eastAsia="Times New Roman" w:cs="Times New Roman"/>
-          <w:color w:val="000000"/>
-          <w:lang w:val="ru-RU"/>
-        </w:rPr>
-        <w:t>лабораторної</w:t>
-      </w:r>
-      <w:proofErr w:type="spellEnd"/>
-      <w:r>
-        <w:rPr>
-          <w:rFonts w:eastAsia="Times New Roman" w:cs="Times New Roman"/>
-          <w:color w:val="000000"/>
-          <w:lang w:val="ru-RU"/>
-        </w:rPr>
-        <w:t xml:space="preserve"> </w:t>
-      </w:r>
-      <w:proofErr w:type="spellStart"/>
-      <w:r>
-        <w:rPr>
-          <w:rFonts w:eastAsia="Times New Roman" w:cs="Times New Roman"/>
-          <w:color w:val="000000"/>
-          <w:lang w:val="ru-RU"/>
-        </w:rPr>
-        <w:t>роботи</w:t>
-      </w:r>
-      <w:proofErr w:type="spellEnd"/>
-      <w:r>
-        <w:rPr>
-          <w:rFonts w:eastAsia="Times New Roman" w:cs="Times New Roman"/>
-          <w:color w:val="000000"/>
-          <w:lang w:val="ru-RU"/>
-        </w:rPr>
-        <w:t xml:space="preserve"> </w:t>
-      </w:r>
-      <w:proofErr w:type="spellStart"/>
-      <w:r>
-        <w:rPr>
-          <w:rFonts w:eastAsia="Times New Roman" w:cs="Times New Roman"/>
-          <w:color w:val="000000"/>
-          <w:lang w:val="ru-RU"/>
-        </w:rPr>
-        <w:t>необхідно</w:t>
-      </w:r>
-      <w:proofErr w:type="spellEnd"/>
-      <w:r>
-        <w:rPr>
-          <w:rFonts w:eastAsia="Times New Roman" w:cs="Times New Roman"/>
-          <w:color w:val="000000"/>
-          <w:lang w:val="ru-RU"/>
-        </w:rPr>
-        <w:t xml:space="preserve"> </w:t>
-      </w:r>
-      <w:proofErr w:type="spellStart"/>
-      <w:r>
-        <w:rPr>
-          <w:rFonts w:eastAsia="Times New Roman" w:cs="Times New Roman"/>
-          <w:color w:val="000000"/>
-          <w:lang w:val="ru-RU"/>
-        </w:rPr>
-        <w:t>було</w:t>
-      </w:r>
-      <w:proofErr w:type="spellEnd"/>
-      <w:r>
-        <w:rPr>
-          <w:rFonts w:eastAsia="Times New Roman" w:cs="Times New Roman"/>
-          <w:color w:val="000000"/>
-          <w:lang w:val="ru-RU"/>
-        </w:rPr>
-        <w:t>:</w:t>
-      </w:r>
+      <w:r>
+        <w:rPr>
+          <w:rFonts w:eastAsia="Times New Roman" w:cs="Times New Roman"/>
+          <w:b/>
+          <w:color w:val="000000"/>
+          <w:lang w:val="ru-RU"/>
+        </w:rPr>
+        <w:t xml:space="preserve">Постановка </w:t>
+      </w:r>
+      <w:proofErr w:type="spellStart"/>
+      <w:r>
+        <w:rPr>
+          <w:rFonts w:eastAsia="Times New Roman" w:cs="Times New Roman"/>
+          <w:b/>
+          <w:color w:val="000000"/>
+          <w:lang w:val="ru-RU"/>
+        </w:rPr>
+        <w:t>задачі</w:t>
+      </w:r>
+      <w:proofErr w:type="spellEnd"/>
     </w:p>
     <w:p>
       <w:pPr>
@@ -792,40 +874,32 @@
           <w:lang w:val="ru-RU"/>
         </w:rPr>
       </w:pPr>
-      <w:r>
-        <w:rPr>
-          <w:rFonts w:eastAsia="Times New Roman" w:cs="Times New Roman"/>
-          <w:color w:val="000000"/>
-          <w:lang w:val="ru-RU"/>
-        </w:rPr>
-        <w:t xml:space="preserve">1. </w:t>
-      </w:r>
-      <w:proofErr w:type="spellStart"/>
-      <w:r>
-        <w:rPr>
-          <w:rFonts w:eastAsia="Times New Roman" w:cs="Times New Roman"/>
-          <w:color w:val="000000"/>
-          <w:lang w:val="ru-RU"/>
-        </w:rPr>
-        <w:t>Налаштувати</w:t>
-      </w:r>
-      <w:proofErr w:type="spellEnd"/>
-      <w:r>
-        <w:rPr>
-          <w:rFonts w:eastAsia="Times New Roman" w:cs="Times New Roman"/>
-          <w:color w:val="000000"/>
-          <w:lang w:val="ru-RU"/>
-        </w:rPr>
-        <w:t xml:space="preserve"> доступ до </w:t>
-      </w:r>
-      <w:proofErr w:type="spellStart"/>
-      <w:r>
-        <w:rPr>
-          <w:rFonts w:eastAsia="Times New Roman" w:cs="Times New Roman"/>
-          <w:color w:val="000000"/>
-          <w:lang w:val="ru-RU"/>
-        </w:rPr>
-        <w:t>бази</w:t>
+      <w:proofErr w:type="spellStart"/>
+      <w:r>
+        <w:rPr>
+          <w:rFonts w:eastAsia="Times New Roman" w:cs="Times New Roman"/>
+          <w:color w:val="000000"/>
+          <w:lang w:val="ru-RU"/>
+        </w:rPr>
+        <w:t>Згідно</w:t>
+      </w:r>
+      <w:proofErr w:type="spellEnd"/>
+      <w:r>
+        <w:rPr>
+          <w:rFonts w:eastAsia="Times New Roman" w:cs="Times New Roman"/>
+          <w:color w:val="000000"/>
+          <w:lang w:val="ru-RU"/>
+        </w:rPr>
+        <w:t xml:space="preserve"> з </w:t>
+      </w:r>
+      <w:proofErr w:type="spellStart"/>
+      <w:r>
+        <w:rPr>
+          <w:rFonts w:eastAsia="Times New Roman" w:cs="Times New Roman"/>
+          <w:color w:val="000000"/>
+          <w:lang w:val="ru-RU"/>
+        </w:rPr>
+        <w:t>вимогами</w:t>
       </w:r>
       <w:proofErr w:type="spellEnd"/>
       <w:r>
@@ -843,31 +917,70 @@
           <w:color w:val="000000"/>
           <w:lang w:val="ru-RU"/>
         </w:rPr>
-        <w:t>даних</w:t>
-      </w:r>
-      <w:proofErr w:type="spellEnd"/>
-      <w:r>
-        <w:rPr>
-          <w:rFonts w:eastAsia="Times New Roman" w:cs="Times New Roman"/>
-          <w:color w:val="000000"/>
-          <w:lang w:val="ru-RU"/>
-        </w:rPr>
-        <w:t xml:space="preserve"> через </w:t>
-      </w:r>
-      <w:r>
-        <w:rPr>
-          <w:rFonts w:eastAsia="Times New Roman" w:cs="Times New Roman"/>
-          <w:color w:val="000000"/>
-        </w:rPr>
-        <w:t>ORM</w:t>
-      </w:r>
-      <w:r>
-        <w:rPr>
-          <w:rFonts w:eastAsia="Times New Roman" w:cs="Times New Roman"/>
-          <w:color w:val="000000"/>
-          <w:lang w:val="ru-RU"/>
-        </w:rPr>
-        <w:t>.</w:t>
+        <w:t>лабораторної</w:t>
+      </w:r>
+      <w:proofErr w:type="spellEnd"/>
+      <w:r>
+        <w:rPr>
+          <w:rFonts w:eastAsia="Times New Roman" w:cs="Times New Roman"/>
+          <w:color w:val="000000"/>
+          <w:lang w:val="ru-RU"/>
+        </w:rPr>
+        <w:t xml:space="preserve"> </w:t>
+      </w:r>
+      <w:proofErr w:type="spellStart"/>
+      <w:r>
+        <w:rPr>
+          <w:rFonts w:eastAsia="Times New Roman" w:cs="Times New Roman"/>
+          <w:color w:val="000000"/>
+          <w:lang w:val="ru-RU"/>
+        </w:rPr>
+        <w:t>роботи</w:t>
+      </w:r>
+      <w:proofErr w:type="spellEnd"/>
+      <w:r>
+        <w:rPr>
+          <w:rFonts w:eastAsia="Times New Roman" w:cs="Times New Roman"/>
+          <w:color w:val="000000"/>
+          <w:lang w:val="ru-RU"/>
+        </w:rPr>
+        <w:t xml:space="preserve"> </w:t>
+      </w:r>
+      <w:proofErr w:type="spellStart"/>
+      <w:r>
+        <w:rPr>
+          <w:rFonts w:eastAsia="Times New Roman" w:cs="Times New Roman"/>
+          <w:color w:val="000000"/>
+          <w:lang w:val="ru-RU"/>
+        </w:rPr>
+        <w:t>необхідно</w:t>
+      </w:r>
+      <w:proofErr w:type="spellEnd"/>
+      <w:r>
+        <w:rPr>
+          <w:rFonts w:eastAsia="Times New Roman" w:cs="Times New Roman"/>
+          <w:color w:val="000000"/>
+          <w:lang w:val="ru-RU"/>
+        </w:rPr>
+        <w:t xml:space="preserve"> </w:t>
+      </w:r>
+      <w:proofErr w:type="spellStart"/>
+      <w:r>
+        <w:rPr>
+          <w:rFonts w:eastAsia="Times New Roman" w:cs="Times New Roman"/>
+          <w:color w:val="000000"/>
+          <w:lang w:val="ru-RU"/>
+        </w:rPr>
+        <w:t>було</w:t>
+      </w:r>
+      <w:proofErr w:type="spellEnd"/>
+      <w:r>
+        <w:rPr>
+          <w:rFonts w:eastAsia="Times New Roman" w:cs="Times New Roman"/>
+          <w:color w:val="000000"/>
+          <w:lang w:val="ru-RU"/>
+        </w:rPr>
+        <w:t>:</w:t>
       </w:r>
     </w:p>
     <w:p>
@@ -883,16 +996,34 @@
           <w:color w:val="000000"/>
           <w:lang w:val="ru-RU"/>
         </w:rPr>
-        <w:t xml:space="preserve">2. </w:t>
-      </w:r>
-      <w:proofErr w:type="spellStart"/>
-      <w:r>
-        <w:rPr>
-          <w:rFonts w:eastAsia="Times New Roman" w:cs="Times New Roman"/>
-          <w:color w:val="000000"/>
-          <w:lang w:val="ru-RU"/>
-        </w:rPr>
-        <w:t>Описати</w:t>
+        <w:t xml:space="preserve">1. </w:t>
+      </w:r>
+      <w:proofErr w:type="spellStart"/>
+      <w:r>
+        <w:rPr>
+          <w:rFonts w:eastAsia="Times New Roman" w:cs="Times New Roman"/>
+          <w:color w:val="000000"/>
+          <w:lang w:val="ru-RU"/>
+        </w:rPr>
+        <w:t>Налаштувати</w:t>
+      </w:r>
+      <w:proofErr w:type="spellEnd"/>
+      <w:r>
+        <w:rPr>
+          <w:rFonts w:eastAsia="Times New Roman" w:cs="Times New Roman"/>
+          <w:color w:val="000000"/>
+          <w:lang w:val="ru-RU"/>
+        </w:rPr>
+        <w:t xml:space="preserve"> доступ до </w:t>
+      </w:r>
+      <w:proofErr w:type="spellStart"/>
+      <w:r>
+        <w:rPr>
+          <w:rFonts w:eastAsia="Times New Roman" w:cs="Times New Roman"/>
+          <w:color w:val="000000"/>
+          <w:lang w:val="ru-RU"/>
+        </w:rPr>
+        <w:t>бази</w:t>
       </w:r>
       <w:proofErr w:type="spellEnd"/>
       <w:r>
@@ -910,96 +1041,31 @@
           <w:color w:val="000000"/>
           <w:lang w:val="ru-RU"/>
         </w:rPr>
-        <w:t>сутності</w:t>
-      </w:r>
-      <w:proofErr w:type="spellEnd"/>
-      <w:r>
-        <w:rPr>
-          <w:rFonts w:eastAsia="Times New Roman" w:cs="Times New Roman"/>
-          <w:color w:val="000000"/>
-          <w:lang w:val="ru-RU"/>
-        </w:rPr>
-        <w:t xml:space="preserve"> </w:t>
-      </w:r>
-      <w:proofErr w:type="spellStart"/>
-      <w:r>
-        <w:rPr>
-          <w:rFonts w:eastAsia="Times New Roman" w:cs="Times New Roman"/>
-          <w:color w:val="000000"/>
-          <w:lang w:val="ru-RU"/>
-        </w:rPr>
-        <w:t>предметної</w:t>
-      </w:r>
-      <w:proofErr w:type="spellEnd"/>
-      <w:r>
-        <w:rPr>
-          <w:rFonts w:eastAsia="Times New Roman" w:cs="Times New Roman"/>
-          <w:color w:val="000000"/>
-          <w:lang w:val="ru-RU"/>
-        </w:rPr>
-        <w:t xml:space="preserve"> </w:t>
-      </w:r>
-      <w:proofErr w:type="spellStart"/>
-      <w:r>
-        <w:rPr>
-          <w:rFonts w:eastAsia="Times New Roman" w:cs="Times New Roman"/>
-          <w:color w:val="000000"/>
-          <w:lang w:val="ru-RU"/>
-        </w:rPr>
-        <w:t>області</w:t>
-      </w:r>
-      <w:proofErr w:type="spellEnd"/>
-      <w:r>
-        <w:rPr>
-          <w:rFonts w:eastAsia="Times New Roman" w:cs="Times New Roman"/>
-          <w:color w:val="000000"/>
-          <w:lang w:val="ru-RU"/>
-        </w:rPr>
-        <w:t xml:space="preserve"> </w:t>
-      </w:r>
-      <w:proofErr w:type="spellStart"/>
-      <w:r>
-        <w:rPr>
-          <w:rFonts w:eastAsia="Times New Roman" w:cs="Times New Roman"/>
-          <w:color w:val="000000"/>
-          <w:lang w:val="ru-RU"/>
-        </w:rPr>
-        <w:t>відпові</w:t>
-      </w:r>
-      <w:r>
-        <w:rPr>
-          <w:rFonts w:eastAsia="Times New Roman" w:cs="Times New Roman"/>
-          <w:color w:val="000000"/>
-          <w:lang w:val="ru-RU"/>
-        </w:rPr>
-        <w:t>дно</w:t>
-      </w:r>
-      <w:proofErr w:type="spellEnd"/>
-      <w:r>
-        <w:rPr>
-          <w:rFonts w:eastAsia="Times New Roman" w:cs="Times New Roman"/>
-          <w:color w:val="000000"/>
-          <w:lang w:val="ru-RU"/>
-        </w:rPr>
-        <w:t xml:space="preserve"> до </w:t>
-      </w:r>
-      <w:proofErr w:type="spellStart"/>
-      <w:r>
-        <w:rPr>
-          <w:rFonts w:eastAsia="Times New Roman" w:cs="Times New Roman"/>
-          <w:color w:val="000000"/>
-          <w:lang w:val="ru-RU"/>
-        </w:rPr>
-        <w:t>моделі</w:t>
-      </w:r>
-      <w:proofErr w:type="spellEnd"/>
-      <w:r>
-        <w:rPr>
-          <w:rFonts w:eastAsia="Times New Roman" w:cs="Times New Roman"/>
-          <w:color w:val="000000"/>
-          <w:lang w:val="ru-RU"/>
-        </w:rPr>
-        <w:t xml:space="preserve"> БД.</w:t>
+        <w:t>даних</w:t>
+      </w:r>
+      <w:proofErr w:type="spellEnd"/>
+      <w:r>
+        <w:rPr>
+          <w:rFonts w:eastAsia="Times New Roman" w:cs="Times New Roman"/>
+          <w:color w:val="000000"/>
+          <w:lang w:val="ru-RU"/>
+        </w:rPr>
+        <w:t xml:space="preserve"> через </w:t>
+      </w:r>
+      <w:r>
+        <w:rPr>
+          <w:rFonts w:eastAsia="Times New Roman" w:cs="Times New Roman"/>
+          <w:color w:val="000000"/>
+        </w:rPr>
+        <w:t>ORM</w:t>
+      </w:r>
+      <w:r>
+        <w:rPr>
+          <w:rFonts w:eastAsia="Times New Roman" w:cs="Times New Roman"/>
+          <w:color w:val="000000"/>
+          <w:lang w:val="ru-RU"/>
+        </w:rPr>
+        <w:t>.</w:t>
       </w:r>
     </w:p>
     <w:p>
@@ -1015,16 +1081,16 @@
           <w:color w:val="000000"/>
           <w:lang w:val="ru-RU"/>
         </w:rPr>
-        <w:t xml:space="preserve">3. </w:t>
-      </w:r>
-      <w:proofErr w:type="spellStart"/>
-      <w:r>
-        <w:rPr>
-          <w:rFonts w:eastAsia="Times New Roman" w:cs="Times New Roman"/>
-          <w:color w:val="000000"/>
-          <w:lang w:val="ru-RU"/>
-        </w:rPr>
-        <w:t>Створити</w:t>
+        <w:t xml:space="preserve">2. </w:t>
+      </w:r>
+      <w:proofErr w:type="spellStart"/>
+      <w:r>
+        <w:rPr>
+          <w:rFonts w:eastAsia="Times New Roman" w:cs="Times New Roman"/>
+          <w:color w:val="000000"/>
+          <w:lang w:val="ru-RU"/>
+        </w:rPr>
+        <w:t>Описати</w:t>
       </w:r>
       <w:proofErr w:type="spellEnd"/>
       <w:r>
@@ -1042,25 +1108,7 @@
           <w:color w:val="000000"/>
           <w:lang w:val="ru-RU"/>
         </w:rPr>
-        <w:t>сервісний</w:t>
-      </w:r>
-      <w:proofErr w:type="spellEnd"/>
-      <w:r>
-        <w:rPr>
-          <w:rFonts w:eastAsia="Times New Roman" w:cs="Times New Roman"/>
-          <w:color w:val="000000"/>
-          <w:lang w:val="ru-RU"/>
-        </w:rPr>
-        <w:t xml:space="preserve"> шар без </w:t>
-      </w:r>
-      <w:proofErr w:type="spellStart"/>
-      <w:r>
-        <w:rPr>
-          <w:rFonts w:eastAsia="Times New Roman" w:cs="Times New Roman"/>
-          <w:color w:val="000000"/>
-          <w:lang w:val="ru-RU"/>
-        </w:rPr>
-        <w:t>перенесення</w:t>
+        <w:t>сутності</w:t>
       </w:r>
       <w:proofErr w:type="spellEnd"/>
       <w:r>
@@ -1078,34 +1126,70 @@
           <w:color w:val="000000"/>
           <w:lang w:val="ru-RU"/>
         </w:rPr>
-        <w:t>бізнес-логіки</w:t>
-      </w:r>
-      <w:proofErr w:type="spellEnd"/>
-      <w:r>
-        <w:rPr>
-          <w:rFonts w:eastAsia="Times New Roman" w:cs="Times New Roman"/>
-          <w:color w:val="000000"/>
-          <w:lang w:val="ru-RU"/>
-        </w:rPr>
-        <w:t xml:space="preserve"> у </w:t>
-      </w:r>
-      <w:proofErr w:type="spellStart"/>
-      <w:r>
-        <w:rPr>
-          <w:rFonts w:eastAsia="Times New Roman" w:cs="Times New Roman"/>
-          <w:color w:val="000000"/>
-          <w:lang w:val="ru-RU"/>
-        </w:rPr>
-        <w:t>контролери</w:t>
-      </w:r>
-      <w:proofErr w:type="spellEnd"/>
-      <w:r>
-        <w:rPr>
-          <w:rFonts w:eastAsia="Times New Roman" w:cs="Times New Roman"/>
-          <w:color w:val="000000"/>
-          <w:lang w:val="ru-RU"/>
-        </w:rPr>
-        <w:t>.</w:t>
+        <w:t>предметної</w:t>
+      </w:r>
+      <w:proofErr w:type="spellEnd"/>
+      <w:r>
+        <w:rPr>
+          <w:rFonts w:eastAsia="Times New Roman" w:cs="Times New Roman"/>
+          <w:color w:val="000000"/>
+          <w:lang w:val="ru-RU"/>
+        </w:rPr>
+        <w:t xml:space="preserve"> </w:t>
+      </w:r>
+      <w:proofErr w:type="spellStart"/>
+      <w:r>
+        <w:rPr>
+          <w:rFonts w:eastAsia="Times New Roman" w:cs="Times New Roman"/>
+          <w:color w:val="000000"/>
+          <w:lang w:val="ru-RU"/>
+        </w:rPr>
+        <w:t>області</w:t>
+      </w:r>
+      <w:proofErr w:type="spellEnd"/>
+      <w:r>
+        <w:rPr>
+          <w:rFonts w:eastAsia="Times New Roman" w:cs="Times New Roman"/>
+          <w:color w:val="000000"/>
+          <w:lang w:val="ru-RU"/>
+        </w:rPr>
+        <w:t xml:space="preserve"> </w:t>
+      </w:r>
+      <w:proofErr w:type="spellStart"/>
+      <w:r>
+        <w:rPr>
+          <w:rFonts w:eastAsia="Times New Roman" w:cs="Times New Roman"/>
+          <w:color w:val="000000"/>
+          <w:lang w:val="ru-RU"/>
+        </w:rPr>
+        <w:t>відповідно</w:t>
+      </w:r>
+      <w:proofErr w:type="spellEnd"/>
+      <w:r>
+        <w:rPr>
+          <w:rFonts w:eastAsia="Times New Roman" w:cs="Times New Roman"/>
+          <w:color w:val="000000"/>
+          <w:lang w:val="ru-RU"/>
+        </w:rPr>
+        <w:t xml:space="preserve"> до </w:t>
+      </w:r>
+      <w:proofErr w:type="spellStart"/>
+      <w:r>
+        <w:rPr>
+          <w:rFonts w:eastAsia="Times New Roman" w:cs="Times New Roman"/>
+          <w:color w:val="000000"/>
+          <w:lang w:val="ru-RU"/>
+        </w:rPr>
+        <w:t>моделі</w:t>
+      </w:r>
+      <w:proofErr w:type="spellEnd"/>
+      <w:r>
+        <w:rPr>
+          <w:rFonts w:eastAsia="Times New Roman" w:cs="Times New Roman"/>
+          <w:color w:val="000000"/>
+          <w:lang w:val="ru-RU"/>
+        </w:rPr>
+        <w:t xml:space="preserve"> БД.</w:t>
       </w:r>
     </w:p>
     <w:p>
@@ -1121,16 +1205,16 @@
           <w:color w:val="000000"/>
           <w:lang w:val="ru-RU"/>
         </w:rPr>
-        <w:t xml:space="preserve">4. </w:t>
-      </w:r>
-      <w:proofErr w:type="spellStart"/>
-      <w:r>
-        <w:rPr>
-          <w:rFonts w:eastAsia="Times New Roman" w:cs="Times New Roman"/>
-          <w:color w:val="000000"/>
-          <w:lang w:val="ru-RU"/>
-        </w:rPr>
-        <w:t>Реалізувати</w:t>
+        <w:t xml:space="preserve">3. </w:t>
+      </w:r>
+      <w:proofErr w:type="spellStart"/>
+      <w:r>
+        <w:rPr>
+          <w:rFonts w:eastAsia="Times New Roman" w:cs="Times New Roman"/>
+          <w:color w:val="000000"/>
+          <w:lang w:val="ru-RU"/>
+        </w:rPr>
+        <w:t>Створити</w:t>
       </w:r>
       <w:proofErr w:type="spellEnd"/>
       <w:r>
@@ -1141,38 +1225,77 @@
         </w:rPr>
         <w:t xml:space="preserve"> </w:t>
       </w:r>
-      <w:r>
-        <w:rPr>
-          <w:rFonts w:eastAsia="Times New Roman" w:cs="Times New Roman"/>
-          <w:color w:val="000000"/>
-        </w:rPr>
-        <w:t>API</w:t>
-      </w:r>
-      <w:r>
-        <w:rPr>
-          <w:rFonts w:eastAsia="Times New Roman" w:cs="Times New Roman"/>
-          <w:color w:val="000000"/>
-          <w:lang w:val="ru-RU"/>
-        </w:rPr>
-        <w:t xml:space="preserve"> за </w:t>
-      </w:r>
-      <w:proofErr w:type="spellStart"/>
-      <w:r>
-        <w:rPr>
-          <w:rFonts w:eastAsia="Times New Roman" w:cs="Times New Roman"/>
-          <w:color w:val="000000"/>
-          <w:lang w:val="ru-RU"/>
-        </w:rPr>
-        <w:t>обраним</w:t>
-      </w:r>
-      <w:proofErr w:type="spellEnd"/>
-      <w:r>
-        <w:rPr>
-          <w:rFonts w:eastAsia="Times New Roman" w:cs="Times New Roman"/>
-          <w:color w:val="000000"/>
-          <w:lang w:val="ru-RU"/>
-        </w:rPr>
-        <w:t xml:space="preserve"> стандартом.</w:t>
+      <w:proofErr w:type="spellStart"/>
+      <w:r>
+        <w:rPr>
+          <w:rFonts w:eastAsia="Times New Roman" w:cs="Times New Roman"/>
+          <w:color w:val="000000"/>
+          <w:lang w:val="ru-RU"/>
+        </w:rPr>
+        <w:t>сервісний</w:t>
+      </w:r>
+      <w:proofErr w:type="spellEnd"/>
+      <w:r>
+        <w:rPr>
+          <w:rFonts w:eastAsia="Times New Roman" w:cs="Times New Roman"/>
+          <w:color w:val="000000"/>
+          <w:lang w:val="ru-RU"/>
+        </w:rPr>
+        <w:t xml:space="preserve"> шар без </w:t>
+      </w:r>
+      <w:proofErr w:type="spellStart"/>
+      <w:r>
+        <w:rPr>
+          <w:rFonts w:eastAsia="Times New Roman" w:cs="Times New Roman"/>
+          <w:color w:val="000000"/>
+          <w:lang w:val="ru-RU"/>
+        </w:rPr>
+        <w:t>перенесення</w:t>
+      </w:r>
+      <w:proofErr w:type="spellEnd"/>
+      <w:r>
+        <w:rPr>
+          <w:rFonts w:eastAsia="Times New Roman" w:cs="Times New Roman"/>
+          <w:color w:val="000000"/>
+          <w:lang w:val="ru-RU"/>
+        </w:rPr>
+        <w:t xml:space="preserve"> </w:t>
+      </w:r>
+      <w:proofErr w:type="spellStart"/>
+      <w:r>
+        <w:rPr>
+          <w:rFonts w:eastAsia="Times New Roman" w:cs="Times New Roman"/>
+          <w:color w:val="000000"/>
+          <w:lang w:val="ru-RU"/>
+        </w:rPr>
+        <w:t>бізнес-логіки</w:t>
+      </w:r>
+      <w:proofErr w:type="spellEnd"/>
+      <w:r>
+        <w:rPr>
+          <w:rFonts w:eastAsia="Times New Roman" w:cs="Times New Roman"/>
+          <w:color w:val="000000"/>
+          <w:lang w:val="ru-RU"/>
+        </w:rPr>
+        <w:t xml:space="preserve"> у </w:t>
+      </w:r>
+      <w:proofErr w:type="spellStart"/>
+      <w:r>
+        <w:rPr>
+          <w:rFonts w:eastAsia="Times New Roman" w:cs="Times New Roman"/>
+          <w:color w:val="000000"/>
+          <w:lang w:val="ru-RU"/>
+        </w:rPr>
+        <w:t>контролери</w:t>
+      </w:r>
+      <w:proofErr w:type="spellEnd"/>
+      <w:r>
+        <w:rPr>
+          <w:rFonts w:eastAsia="Times New Roman" w:cs="Times New Roman"/>
+          <w:color w:val="000000"/>
+          <w:lang w:val="ru-RU"/>
+        </w:rPr>
+        <w:t>.</w:t>
       </w:r>
     </w:p>
     <w:p>
@@ -1188,16 +1311,17 @@
           <w:color w:val="000000"/>
           <w:lang w:val="ru-RU"/>
         </w:rPr>
-        <w:t xml:space="preserve">5. </w:t>
-      </w:r>
-      <w:proofErr w:type="spellStart"/>
-      <w:r>
-        <w:rPr>
-          <w:rFonts w:eastAsia="Times New Roman" w:cs="Times New Roman"/>
-          <w:color w:val="000000"/>
-          <w:lang w:val="ru-RU"/>
-        </w:rPr>
-        <w:t>Використовувати</w:t>
+        <w:lastRenderedPageBreak/>
+        <w:t xml:space="preserve">4. </w:t>
+      </w:r>
+      <w:proofErr w:type="spellStart"/>
+      <w:r>
+        <w:rPr>
+          <w:rFonts w:eastAsia="Times New Roman" w:cs="Times New Roman"/>
+          <w:color w:val="000000"/>
+          <w:lang w:val="ru-RU"/>
+        </w:rPr>
+        <w:t>Реалізувати</w:t>
       </w:r>
       <w:proofErr w:type="spellEnd"/>
       <w:r>
@@ -1213,117 +1337,33 @@
           <w:rFonts w:eastAsia="Times New Roman" w:cs="Times New Roman"/>
           <w:color w:val="000000"/>
         </w:rPr>
-        <w:t>DTO</w:t>
-      </w:r>
-      <w:r>
-        <w:rPr>
-          <w:rFonts w:eastAsia="Times New Roman" w:cs="Times New Roman"/>
-          <w:color w:val="000000"/>
-          <w:lang w:val="ru-RU"/>
-        </w:rPr>
-        <w:t xml:space="preserve"> </w:t>
-      </w:r>
-      <w:proofErr w:type="spellStart"/>
-      <w:r>
-        <w:rPr>
-          <w:rFonts w:eastAsia="Times New Roman" w:cs="Times New Roman"/>
-          <w:color w:val="000000"/>
-          <w:lang w:val="ru-RU"/>
-        </w:rPr>
-        <w:t>замість</w:t>
-      </w:r>
-      <w:proofErr w:type="spellEnd"/>
-      <w:r>
-        <w:rPr>
-          <w:rFonts w:eastAsia="Times New Roman" w:cs="Times New Roman"/>
-          <w:color w:val="000000"/>
-          <w:lang w:val="ru-RU"/>
-        </w:rPr>
-        <w:t xml:space="preserve"> </w:t>
-      </w:r>
-      <w:proofErr w:type="spellStart"/>
-      <w:r>
-        <w:rPr>
-          <w:rFonts w:eastAsia="Times New Roman" w:cs="Times New Roman"/>
-          <w:color w:val="000000"/>
-          <w:lang w:val="ru-RU"/>
-        </w:rPr>
-        <w:t>повернення</w:t>
-      </w:r>
-      <w:proofErr w:type="spellEnd"/>
-      <w:r>
-        <w:rPr>
-          <w:rFonts w:eastAsia="Times New Roman" w:cs="Times New Roman"/>
-          <w:color w:val="000000"/>
-          <w:lang w:val="ru-RU"/>
-        </w:rPr>
-        <w:t xml:space="preserve"> "</w:t>
-      </w:r>
-      <w:proofErr w:type="spellStart"/>
-      <w:r>
-        <w:rPr>
-          <w:rFonts w:eastAsia="Times New Roman" w:cs="Times New Roman"/>
-          <w:color w:val="000000"/>
-          <w:lang w:val="ru-RU"/>
-        </w:rPr>
-        <w:t>сирих</w:t>
-      </w:r>
-      <w:proofErr w:type="spellEnd"/>
-      <w:r>
-        <w:rPr>
-          <w:rFonts w:eastAsia="Times New Roman" w:cs="Times New Roman"/>
-          <w:color w:val="000000"/>
-          <w:lang w:val="ru-RU"/>
-        </w:rPr>
-        <w:t xml:space="preserve">" </w:t>
-      </w:r>
-      <w:r>
-        <w:rPr>
-          <w:rFonts w:eastAsia="Times New Roman" w:cs="Times New Roman"/>
-          <w:color w:val="000000"/>
-        </w:rPr>
-        <w:t>EF</w:t>
-      </w:r>
-      <w:r>
-        <w:rPr>
-          <w:rFonts w:eastAsia="Times New Roman" w:cs="Times New Roman"/>
-          <w:color w:val="000000"/>
-          <w:lang w:val="ru-RU"/>
-        </w:rPr>
-        <w:t xml:space="preserve"> </w:t>
-      </w:r>
-      <w:r>
-        <w:rPr>
-          <w:rFonts w:eastAsia="Times New Roman" w:cs="Times New Roman"/>
-          <w:color w:val="000000"/>
-        </w:rPr>
-        <w:t>Core</w:t>
-      </w:r>
-      <w:r>
-        <w:rPr>
-          <w:rFonts w:eastAsia="Times New Roman" w:cs="Times New Roman"/>
-          <w:color w:val="000000"/>
-          <w:lang w:val="ru-RU"/>
-        </w:rPr>
-        <w:t>-</w:t>
-      </w:r>
-      <w:proofErr w:type="spellStart"/>
-      <w:r>
-        <w:rPr>
-          <w:rFonts w:eastAsia="Times New Roman" w:cs="Times New Roman"/>
-          <w:color w:val="000000"/>
-          <w:lang w:val="ru-RU"/>
-        </w:rPr>
-        <w:t>сутностей</w:t>
-      </w:r>
-      <w:proofErr w:type="spellEnd"/>
-      <w:r>
-        <w:rPr>
-          <w:rFonts w:eastAsia="Times New Roman" w:cs="Times New Roman"/>
-          <w:color w:val="000000"/>
-          <w:lang w:val="ru-RU"/>
-        </w:rPr>
-        <w:t>.</w:t>
+        <w:t>API</w:t>
+      </w:r>
+      <w:r>
+        <w:rPr>
+          <w:rFonts w:eastAsia="Times New Roman" w:cs="Times New Roman"/>
+          <w:color w:val="000000"/>
+          <w:lang w:val="ru-RU"/>
+        </w:rPr>
+        <w:t xml:space="preserve"> за </w:t>
+      </w:r>
+      <w:proofErr w:type="spellStart"/>
+      <w:r>
+        <w:rPr>
+          <w:rFonts w:eastAsia="Times New Roman" w:cs="Times New Roman"/>
+          <w:color w:val="000000"/>
+          <w:lang w:val="ru-RU"/>
+        </w:rPr>
+        <w:t>обраним</w:t>
+      </w:r>
+      <w:proofErr w:type="spellEnd"/>
+      <w:r>
+        <w:rPr>
+          <w:rFonts w:eastAsia="Times New Roman" w:cs="Times New Roman"/>
+          <w:color w:val="000000"/>
+          <w:lang w:val="ru-RU"/>
+        </w:rPr>
+        <w:t xml:space="preserve"> стандартом.</w:t>
       </w:r>
     </w:p>
     <w:p>
@@ -1333,38 +1373,149 @@
           <w:lang w:val="ru-RU"/>
         </w:rPr>
       </w:pPr>
-      <w:proofErr w:type="spellStart"/>
-      <w:r>
-        <w:rPr>
-          <w:rFonts w:eastAsia="Times New Roman" w:cs="Times New Roman"/>
-          <w:b/>
-          <w:color w:val="000000"/>
-          <w:lang w:val="ru-RU"/>
-        </w:rPr>
-        <w:lastRenderedPageBreak/>
-        <w:t>Обраний</w:t>
-      </w:r>
-      <w:proofErr w:type="spellEnd"/>
-      <w:r>
-        <w:rPr>
-          <w:rFonts w:eastAsia="Times New Roman" w:cs="Times New Roman"/>
-          <w:b/>
+      <w:r>
+        <w:rPr>
+          <w:rFonts w:eastAsia="Times New Roman" w:cs="Times New Roman"/>
+          <w:color w:val="000000"/>
+          <w:lang w:val="ru-RU"/>
+        </w:rPr>
+        <w:t xml:space="preserve">5. </w:t>
+      </w:r>
+      <w:proofErr w:type="spellStart"/>
+      <w:r>
+        <w:rPr>
+          <w:rFonts w:eastAsia="Times New Roman" w:cs="Times New Roman"/>
+          <w:color w:val="000000"/>
+          <w:lang w:val="ru-RU"/>
+        </w:rPr>
+        <w:t>Використовувати</w:t>
+      </w:r>
+      <w:proofErr w:type="spellEnd"/>
+      <w:r>
+        <w:rPr>
+          <w:rFonts w:eastAsia="Times New Roman" w:cs="Times New Roman"/>
           <w:color w:val="000000"/>
           <w:lang w:val="ru-RU"/>
         </w:rPr>
         <w:t xml:space="preserve"> </w:t>
       </w:r>
-      <w:proofErr w:type="spellStart"/>
-      <w:r>
-        <w:rPr>
-          <w:rFonts w:eastAsia="Times New Roman" w:cs="Times New Roman"/>
-          <w:b/>
-          <w:color w:val="000000"/>
-          <w:lang w:val="ru-RU"/>
-        </w:rPr>
-        <w:t>підхід</w:t>
-      </w:r>
-      <w:proofErr w:type="spellEnd"/>
+      <w:r>
+        <w:rPr>
+          <w:rFonts w:eastAsia="Times New Roman" w:cs="Times New Roman"/>
+          <w:color w:val="000000"/>
+        </w:rPr>
+        <w:t>DTO</w:t>
+      </w:r>
+      <w:r>
+        <w:rPr>
+          <w:rFonts w:eastAsia="Times New Roman" w:cs="Times New Roman"/>
+          <w:color w:val="000000"/>
+          <w:lang w:val="ru-RU"/>
+        </w:rPr>
+        <w:t xml:space="preserve"> </w:t>
+      </w:r>
+      <w:proofErr w:type="spellStart"/>
+      <w:r>
+        <w:rPr>
+          <w:rFonts w:eastAsia="Times New Roman" w:cs="Times New Roman"/>
+          <w:color w:val="000000"/>
+          <w:lang w:val="ru-RU"/>
+        </w:rPr>
+        <w:t>замість</w:t>
+      </w:r>
+      <w:proofErr w:type="spellEnd"/>
+      <w:r>
+        <w:rPr>
+          <w:rFonts w:eastAsia="Times New Roman" w:cs="Times New Roman"/>
+          <w:color w:val="000000"/>
+          <w:lang w:val="ru-RU"/>
+        </w:rPr>
+        <w:t xml:space="preserve"> </w:t>
+      </w:r>
+      <w:proofErr w:type="spellStart"/>
+      <w:r>
+        <w:rPr>
+          <w:rFonts w:eastAsia="Times New Roman" w:cs="Times New Roman"/>
+          <w:color w:val="000000"/>
+          <w:lang w:val="ru-RU"/>
+        </w:rPr>
+        <w:t>повернення</w:t>
+      </w:r>
+      <w:proofErr w:type="spellEnd"/>
+      <w:r>
+        <w:rPr>
+          <w:rFonts w:eastAsia="Times New Roman" w:cs="Times New Roman"/>
+          <w:color w:val="000000"/>
+          <w:lang w:val="ru-RU"/>
+        </w:rPr>
+        <w:t xml:space="preserve"> "</w:t>
+      </w:r>
+      <w:proofErr w:type="spellStart"/>
+      <w:r>
+        <w:rPr>
+          <w:rFonts w:eastAsia="Times New Roman" w:cs="Times New Roman"/>
+          <w:color w:val="000000"/>
+          <w:lang w:val="ru-RU"/>
+        </w:rPr>
+        <w:t>сирих</w:t>
+      </w:r>
+      <w:proofErr w:type="spellEnd"/>
+      <w:r>
+        <w:rPr>
+          <w:rFonts w:eastAsia="Times New Roman" w:cs="Times New Roman"/>
+          <w:color w:val="000000"/>
+          <w:lang w:val="ru-RU"/>
+        </w:rPr>
+        <w:t xml:space="preserve">" </w:t>
+      </w:r>
+      <w:r>
+        <w:rPr>
+          <w:rFonts w:eastAsia="Times New Roman" w:cs="Times New Roman"/>
+          <w:color w:val="000000"/>
+        </w:rPr>
+        <w:t>EF</w:t>
+      </w:r>
+      <w:r>
+        <w:rPr>
+          <w:rFonts w:eastAsia="Times New Roman" w:cs="Times New Roman"/>
+          <w:color w:val="000000"/>
+          <w:lang w:val="ru-RU"/>
+        </w:rPr>
+        <w:t xml:space="preserve"> </w:t>
+      </w:r>
+      <w:r>
+        <w:rPr>
+          <w:rFonts w:eastAsia="Times New Roman" w:cs="Times New Roman"/>
+          <w:color w:val="000000"/>
+        </w:rPr>
+        <w:t>Core</w:t>
+      </w:r>
+      <w:r>
+        <w:rPr>
+          <w:rFonts w:eastAsia="Times New Roman" w:cs="Times New Roman"/>
+          <w:color w:val="000000"/>
+          <w:lang w:val="ru-RU"/>
+        </w:rPr>
+        <w:t>-</w:t>
+      </w:r>
+      <w:proofErr w:type="spellStart"/>
+      <w:r>
+        <w:rPr>
+          <w:rFonts w:eastAsia="Times New Roman" w:cs="Times New Roman"/>
+          <w:color w:val="000000"/>
+          <w:lang w:val="ru-RU"/>
+        </w:rPr>
+        <w:t>сутностей</w:t>
+      </w:r>
+      <w:proofErr w:type="spellEnd"/>
+      <w:r>
+        <w:rPr>
+          <w:rFonts w:eastAsia="Times New Roman" w:cs="Times New Roman"/>
+          <w:color w:val="000000"/>
+          <w:lang w:val="ru-RU"/>
+        </w:rPr>
+        <w:t>.</w:t>
+      </w:r>
     </w:p>
     <w:p>
       <w:pPr>
@@ -1373,27 +1524,21 @@
           <w:lang w:val="ru-RU"/>
         </w:rPr>
       </w:pPr>
-      <w:r>
-        <w:rPr>
-          <w:rFonts w:eastAsia="Times New Roman" w:cs="Times New Roman"/>
-          <w:color w:val="000000"/>
-          <w:lang w:val="ru-RU"/>
-        </w:rPr>
-        <w:t xml:space="preserve">Для </w:t>
-      </w:r>
-      <w:proofErr w:type="spellStart"/>
-      <w:r>
-        <w:rPr>
-          <w:rFonts w:eastAsia="Times New Roman" w:cs="Times New Roman"/>
-          <w:color w:val="000000"/>
-          <w:lang w:val="ru-RU"/>
-        </w:rPr>
-        <w:t>реалізації</w:t>
-      </w:r>
-      <w:proofErr w:type="spellEnd"/>
-      <w:r>
-        <w:rPr>
-          <w:rFonts w:eastAsia="Times New Roman" w:cs="Times New Roman"/>
+      <w:proofErr w:type="spellStart"/>
+      <w:r>
+        <w:rPr>
+          <w:rFonts w:eastAsia="Times New Roman" w:cs="Times New Roman"/>
+          <w:b/>
+          <w:color w:val="000000"/>
+          <w:lang w:val="ru-RU"/>
+        </w:rPr>
+        <w:t>Обраний</w:t>
+      </w:r>
+      <w:proofErr w:type="spellEnd"/>
+      <w:r>
+        <w:rPr>
+          <w:rFonts w:eastAsia="Times New Roman" w:cs="Times New Roman"/>
+          <w:b/>
           <w:color w:val="000000"/>
           <w:lang w:val="ru-RU"/>
         </w:rPr>
@@ -1403,68 +1548,13 @@
       <w:r>
         <w:rPr>
           <w:rFonts w:eastAsia="Times New Roman" w:cs="Times New Roman"/>
-          <w:color w:val="000000"/>
-          <w:lang w:val="ru-RU"/>
-        </w:rPr>
-        <w:t>обрано</w:t>
-      </w:r>
-      <w:proofErr w:type="spellEnd"/>
-      <w:r>
-        <w:rPr>
-          <w:rFonts w:eastAsia="Times New Roman" w:cs="Times New Roman"/>
-          <w:color w:val="000000"/>
-          <w:lang w:val="ru-RU"/>
-        </w:rPr>
-        <w:t xml:space="preserve"> </w:t>
-      </w:r>
-      <w:r>
-        <w:rPr>
-          <w:rFonts w:eastAsia="Times New Roman" w:cs="Times New Roman"/>
-          <w:color w:val="000000"/>
-        </w:rPr>
-        <w:t>RESTful</w:t>
-      </w:r>
-      <w:r>
-        <w:rPr>
-          <w:rFonts w:eastAsia="Times New Roman" w:cs="Times New Roman"/>
-          <w:color w:val="000000"/>
-          <w:lang w:val="ru-RU"/>
-        </w:rPr>
-        <w:t xml:space="preserve"> </w:t>
-      </w:r>
-      <w:r>
-        <w:rPr>
-          <w:rFonts w:eastAsia="Times New Roman" w:cs="Times New Roman"/>
-          <w:color w:val="000000"/>
-        </w:rPr>
-        <w:t>API</w:t>
-      </w:r>
-      <w:r>
-        <w:rPr>
-          <w:rFonts w:eastAsia="Times New Roman" w:cs="Times New Roman"/>
-          <w:color w:val="000000"/>
-          <w:lang w:val="ru-RU"/>
-        </w:rPr>
-        <w:t xml:space="preserve">, </w:t>
-      </w:r>
-      <w:proofErr w:type="spellStart"/>
-      <w:r>
-        <w:rPr>
-          <w:rFonts w:eastAsia="Times New Roman" w:cs="Times New Roman"/>
-          <w:color w:val="000000"/>
-          <w:lang w:val="ru-RU"/>
-        </w:rPr>
-        <w:t>оскільки</w:t>
-      </w:r>
-      <w:proofErr w:type="spellEnd"/>
-      <w:r>
-        <w:rPr>
-          <w:rFonts w:eastAsia="Times New Roman" w:cs="Times New Roman"/>
-          <w:color w:val="000000"/>
-          <w:lang w:val="ru-RU"/>
-        </w:rPr>
-        <w:t>:</w:t>
-      </w:r>
+          <w:b/>
+          <w:color w:val="000000"/>
+          <w:lang w:val="ru-RU"/>
+        </w:rPr>
+        <w:t>підхід</w:t>
+      </w:r>
+      <w:proofErr w:type="spellEnd"/>
     </w:p>
     <w:p>
       <w:pPr>
@@ -1479,16 +1569,16 @@
           <w:color w:val="000000"/>
           <w:lang w:val="ru-RU"/>
         </w:rPr>
-        <w:t xml:space="preserve">• </w:t>
-      </w:r>
-      <w:proofErr w:type="spellStart"/>
-      <w:r>
-        <w:rPr>
-          <w:rFonts w:eastAsia="Times New Roman" w:cs="Times New Roman"/>
-          <w:color w:val="000000"/>
-          <w:lang w:val="ru-RU"/>
-        </w:rPr>
-        <w:t>він</w:t>
+        <w:t xml:space="preserve">Для </w:t>
+      </w:r>
+      <w:proofErr w:type="spellStart"/>
+      <w:r>
+        <w:rPr>
+          <w:rFonts w:eastAsia="Times New Roman" w:cs="Times New Roman"/>
+          <w:color w:val="000000"/>
+          <w:lang w:val="ru-RU"/>
+        </w:rPr>
+        <w:t>реалізації</w:t>
       </w:r>
       <w:proofErr w:type="spellEnd"/>
       <w:r>
@@ -1506,7 +1596,7 @@
           <w:color w:val="000000"/>
           <w:lang w:val="ru-RU"/>
         </w:rPr>
-        <w:t>природно</w:t>
+        <w:t>обрано</w:t>
       </w:r>
       <w:proofErr w:type="spellEnd"/>
       <w:r>
@@ -1517,49 +1607,13 @@
         </w:rPr>
         <w:t xml:space="preserve"> </w:t>
       </w:r>
-      <w:proofErr w:type="spellStart"/>
-      <w:r>
-        <w:rPr>
-          <w:rFonts w:eastAsia="Times New Roman" w:cs="Times New Roman"/>
-          <w:color w:val="000000"/>
-          <w:lang w:val="ru-RU"/>
-        </w:rPr>
-        <w:t>підходить</w:t>
-      </w:r>
-      <w:proofErr w:type="spellEnd"/>
-      <w:r>
-        <w:rPr>
-          <w:rFonts w:eastAsia="Times New Roman" w:cs="Times New Roman"/>
-          <w:color w:val="000000"/>
-          <w:lang w:val="ru-RU"/>
-        </w:rPr>
-        <w:t xml:space="preserve"> для </w:t>
-      </w:r>
-      <w:r>
-        <w:rPr>
-          <w:rFonts w:eastAsia="Times New Roman" w:cs="Times New Roman"/>
-          <w:color w:val="000000"/>
-        </w:rPr>
-        <w:t>CRUD</w:t>
-      </w:r>
-      <w:r>
-        <w:rPr>
-          <w:rFonts w:eastAsia="Times New Roman" w:cs="Times New Roman"/>
-          <w:color w:val="000000"/>
-          <w:lang w:val="ru-RU"/>
-        </w:rPr>
-        <w:t>-</w:t>
-      </w:r>
-      <w:proofErr w:type="spellStart"/>
-      <w:r>
-        <w:rPr>
-          <w:rFonts w:eastAsia="Times New Roman" w:cs="Times New Roman"/>
-          <w:color w:val="000000"/>
-          <w:lang w:val="ru-RU"/>
-        </w:rPr>
-        <w:t>операцій</w:t>
-      </w:r>
-      <w:proofErr w:type="spellEnd"/>
+      <w:r>
+        <w:rPr>
+          <w:rFonts w:eastAsia="Times New Roman" w:cs="Times New Roman"/>
+          <w:color w:val="000000"/>
+        </w:rPr>
+        <w:t>RESTful</w:t>
+      </w:r>
       <w:r>
         <w:rPr>
           <w:rFonts w:eastAsia="Times New Roman" w:cs="Times New Roman"/>
@@ -1568,41 +1622,38 @@
         </w:rPr>
         <w:t xml:space="preserve"> </w:t>
       </w:r>
-      <w:proofErr w:type="spellStart"/>
-      <w:r>
-        <w:rPr>
-          <w:rFonts w:eastAsia="Times New Roman" w:cs="Times New Roman"/>
-          <w:color w:val="000000"/>
-          <w:lang w:val="ru-RU"/>
-        </w:rPr>
-        <w:t>системи</w:t>
-      </w:r>
-      <w:proofErr w:type="spellEnd"/>
-      <w:r>
-        <w:rPr>
-          <w:rFonts w:eastAsia="Times New Roman" w:cs="Times New Roman"/>
-          <w:color w:val="000000"/>
-          <w:lang w:val="ru-RU"/>
-        </w:rPr>
-        <w:t xml:space="preserve"> </w:t>
-      </w:r>
-      <w:proofErr w:type="spellStart"/>
-      <w:r>
-        <w:rPr>
-          <w:rFonts w:eastAsia="Times New Roman" w:cs="Times New Roman"/>
-          <w:color w:val="000000"/>
-          <w:lang w:val="ru-RU"/>
-        </w:rPr>
-        <w:t>гуртожитку</w:t>
-      </w:r>
-      <w:proofErr w:type="spellEnd"/>
-      <w:r>
-        <w:rPr>
-          <w:rFonts w:eastAsia="Times New Roman" w:cs="Times New Roman"/>
-          <w:color w:val="000000"/>
-          <w:lang w:val="ru-RU"/>
-        </w:rPr>
-        <w:t>;</w:t>
+      <w:r>
+        <w:rPr>
+          <w:rFonts w:eastAsia="Times New Roman" w:cs="Times New Roman"/>
+          <w:color w:val="000000"/>
+        </w:rPr>
+        <w:t>API</w:t>
+      </w:r>
+      <w:r>
+        <w:rPr>
+          <w:rFonts w:eastAsia="Times New Roman" w:cs="Times New Roman"/>
+          <w:color w:val="000000"/>
+          <w:lang w:val="ru-RU"/>
+        </w:rPr>
+        <w:t xml:space="preserve">, </w:t>
+      </w:r>
+      <w:proofErr w:type="spellStart"/>
+      <w:r>
+        <w:rPr>
+          <w:rFonts w:eastAsia="Times New Roman" w:cs="Times New Roman"/>
+          <w:color w:val="000000"/>
+          <w:lang w:val="ru-RU"/>
+        </w:rPr>
+        <w:t>оскільки</w:t>
+      </w:r>
+      <w:proofErr w:type="spellEnd"/>
+      <w:r>
+        <w:rPr>
+          <w:rFonts w:eastAsia="Times New Roman" w:cs="Times New Roman"/>
+          <w:color w:val="000000"/>
+          <w:lang w:val="ru-RU"/>
+        </w:rPr>
+        <w:t>:</w:t>
       </w:r>
     </w:p>
     <w:p>
@@ -1618,33 +1669,123 @@
           <w:color w:val="000000"/>
           <w:lang w:val="ru-RU"/>
         </w:rPr>
-        <w:t xml:space="preserve">• легко </w:t>
-      </w:r>
-      <w:proofErr w:type="spellStart"/>
-      <w:r>
-        <w:rPr>
-          <w:rFonts w:eastAsia="Times New Roman" w:cs="Times New Roman"/>
-          <w:color w:val="000000"/>
-          <w:lang w:val="ru-RU"/>
-        </w:rPr>
-        <w:t>документується</w:t>
-      </w:r>
-      <w:proofErr w:type="spellEnd"/>
-      <w:r>
-        <w:rPr>
-          <w:rFonts w:eastAsia="Times New Roman" w:cs="Times New Roman"/>
-          <w:color w:val="000000"/>
-          <w:lang w:val="ru-RU"/>
-        </w:rPr>
-        <w:t xml:space="preserve"> через </w:t>
-      </w:r>
-      <w:r>
-        <w:rPr>
-          <w:rFonts w:eastAsia="Times New Roman" w:cs="Times New Roman"/>
-          <w:color w:val="000000"/>
-        </w:rPr>
-        <w:t>Swagger</w:t>
-      </w:r>
+        <w:t xml:space="preserve">• </w:t>
+      </w:r>
+      <w:proofErr w:type="spellStart"/>
+      <w:r>
+        <w:rPr>
+          <w:rFonts w:eastAsia="Times New Roman" w:cs="Times New Roman"/>
+          <w:color w:val="000000"/>
+          <w:lang w:val="ru-RU"/>
+        </w:rPr>
+        <w:t>він</w:t>
+      </w:r>
+      <w:proofErr w:type="spellEnd"/>
+      <w:r>
+        <w:rPr>
+          <w:rFonts w:eastAsia="Times New Roman" w:cs="Times New Roman"/>
+          <w:color w:val="000000"/>
+          <w:lang w:val="ru-RU"/>
+        </w:rPr>
+        <w:t xml:space="preserve"> </w:t>
+      </w:r>
+      <w:proofErr w:type="spellStart"/>
+      <w:r>
+        <w:rPr>
+          <w:rFonts w:eastAsia="Times New Roman" w:cs="Times New Roman"/>
+          <w:color w:val="000000"/>
+          <w:lang w:val="ru-RU"/>
+        </w:rPr>
+        <w:t>природно</w:t>
+      </w:r>
+      <w:proofErr w:type="spellEnd"/>
+      <w:r>
+        <w:rPr>
+          <w:rFonts w:eastAsia="Times New Roman" w:cs="Times New Roman"/>
+          <w:color w:val="000000"/>
+          <w:lang w:val="ru-RU"/>
+        </w:rPr>
+        <w:t xml:space="preserve"> </w:t>
+      </w:r>
+      <w:proofErr w:type="spellStart"/>
+      <w:r>
+        <w:rPr>
+          <w:rFonts w:eastAsia="Times New Roman" w:cs="Times New Roman"/>
+          <w:color w:val="000000"/>
+          <w:lang w:val="ru-RU"/>
+        </w:rPr>
+        <w:t>підходить</w:t>
+      </w:r>
+      <w:proofErr w:type="spellEnd"/>
+      <w:r>
+        <w:rPr>
+          <w:rFonts w:eastAsia="Times New Roman" w:cs="Times New Roman"/>
+          <w:color w:val="000000"/>
+          <w:lang w:val="ru-RU"/>
+        </w:rPr>
+        <w:t xml:space="preserve"> для </w:t>
+      </w:r>
+      <w:r>
+        <w:rPr>
+          <w:rFonts w:eastAsia="Times New Roman" w:cs="Times New Roman"/>
+          <w:color w:val="000000"/>
+        </w:rPr>
+        <w:t>CRUD</w:t>
+      </w:r>
+      <w:r>
+        <w:rPr>
+          <w:rFonts w:eastAsia="Times New Roman" w:cs="Times New Roman"/>
+          <w:color w:val="000000"/>
+          <w:lang w:val="ru-RU"/>
+        </w:rPr>
+        <w:t>-</w:t>
+      </w:r>
+      <w:proofErr w:type="spellStart"/>
+      <w:r>
+        <w:rPr>
+          <w:rFonts w:eastAsia="Times New Roman" w:cs="Times New Roman"/>
+          <w:color w:val="000000"/>
+          <w:lang w:val="ru-RU"/>
+        </w:rPr>
+        <w:t>операцій</w:t>
+      </w:r>
+      <w:proofErr w:type="spellEnd"/>
+      <w:r>
+        <w:rPr>
+          <w:rFonts w:eastAsia="Times New Roman" w:cs="Times New Roman"/>
+          <w:color w:val="000000"/>
+          <w:lang w:val="ru-RU"/>
+        </w:rPr>
+        <w:t xml:space="preserve"> </w:t>
+      </w:r>
+      <w:proofErr w:type="spellStart"/>
+      <w:r>
+        <w:rPr>
+          <w:rFonts w:eastAsia="Times New Roman" w:cs="Times New Roman"/>
+          <w:color w:val="000000"/>
+          <w:lang w:val="ru-RU"/>
+        </w:rPr>
+        <w:t>системи</w:t>
+      </w:r>
+      <w:proofErr w:type="spellEnd"/>
+      <w:r>
+        <w:rPr>
+          <w:rFonts w:eastAsia="Times New Roman" w:cs="Times New Roman"/>
+          <w:color w:val="000000"/>
+          <w:lang w:val="ru-RU"/>
+        </w:rPr>
+        <w:t xml:space="preserve"> </w:t>
+      </w:r>
+      <w:proofErr w:type="spellStart"/>
+      <w:r>
+        <w:rPr>
+          <w:rFonts w:eastAsia="Times New Roman" w:cs="Times New Roman"/>
+          <w:color w:val="000000"/>
+          <w:lang w:val="ru-RU"/>
+        </w:rPr>
+        <w:t>гуртожитку</w:t>
+      </w:r>
+      <w:proofErr w:type="spellEnd"/>
       <w:r>
         <w:rPr>
           <w:rFonts w:eastAsia="Times New Roman" w:cs="Times New Roman"/>
@@ -1667,101 +1808,32 @@
           <w:color w:val="000000"/>
           <w:lang w:val="ru-RU"/>
         </w:rPr>
-        <w:t xml:space="preserve">• </w:t>
-      </w:r>
-      <w:proofErr w:type="spellStart"/>
-      <w:r>
-        <w:rPr>
-          <w:rFonts w:eastAsia="Times New Roman" w:cs="Times New Roman"/>
-          <w:color w:val="000000"/>
-          <w:lang w:val="ru-RU"/>
-        </w:rPr>
-        <w:t>зручний</w:t>
-      </w:r>
-      <w:proofErr w:type="spellEnd"/>
-      <w:r>
-        <w:rPr>
-          <w:rFonts w:eastAsia="Times New Roman" w:cs="Times New Roman"/>
-          <w:color w:val="000000"/>
-          <w:lang w:val="ru-RU"/>
-        </w:rPr>
-        <w:t xml:space="preserve"> для </w:t>
-      </w:r>
-      <w:proofErr w:type="spellStart"/>
-      <w:r>
-        <w:rPr>
-          <w:rFonts w:eastAsia="Times New Roman" w:cs="Times New Roman"/>
-          <w:color w:val="000000"/>
-          <w:lang w:val="ru-RU"/>
-        </w:rPr>
-        <w:t>інтеграції</w:t>
-      </w:r>
-      <w:proofErr w:type="spellEnd"/>
-      <w:r>
-        <w:rPr>
-          <w:rFonts w:eastAsia="Times New Roman" w:cs="Times New Roman"/>
-          <w:color w:val="000000"/>
-          <w:lang w:val="ru-RU"/>
-        </w:rPr>
-        <w:t xml:space="preserve"> </w:t>
-      </w:r>
-      <w:proofErr w:type="spellStart"/>
-      <w:r>
-        <w:rPr>
-          <w:rFonts w:eastAsia="Times New Roman" w:cs="Times New Roman"/>
-          <w:color w:val="000000"/>
-          <w:lang w:val="ru-RU"/>
-        </w:rPr>
-        <w:t>зі</w:t>
-      </w:r>
-      <w:proofErr w:type="spellEnd"/>
-      <w:r>
-        <w:rPr>
-          <w:rFonts w:eastAsia="Times New Roman" w:cs="Times New Roman"/>
-          <w:color w:val="000000"/>
-          <w:lang w:val="ru-RU"/>
-        </w:rPr>
-        <w:t xml:space="preserve"> </w:t>
-      </w:r>
-      <w:r>
-        <w:rPr>
-          <w:rFonts w:eastAsia="Times New Roman" w:cs="Times New Roman"/>
-          <w:color w:val="000000"/>
-        </w:rPr>
-        <w:t>SPA</w:t>
-      </w:r>
-      <w:r>
-        <w:rPr>
-          <w:rFonts w:eastAsia="Times New Roman" w:cs="Times New Roman"/>
-          <w:color w:val="000000"/>
-          <w:lang w:val="ru-RU"/>
-        </w:rPr>
-        <w:t>-</w:t>
-      </w:r>
-      <w:proofErr w:type="spellStart"/>
-      <w:r>
-        <w:rPr>
-          <w:rFonts w:eastAsia="Times New Roman" w:cs="Times New Roman"/>
-          <w:color w:val="000000"/>
-          <w:lang w:val="ru-RU"/>
-        </w:rPr>
-        <w:t>клієнтом</w:t>
-      </w:r>
-      <w:proofErr w:type="spellEnd"/>
-      <w:r>
-        <w:rPr>
-          <w:rFonts w:eastAsia="Times New Roman" w:cs="Times New Roman"/>
-          <w:color w:val="000000"/>
-          <w:lang w:val="ru-RU"/>
-        </w:rPr>
-        <w:t xml:space="preserve"> на </w:t>
-      </w:r>
-      <w:r>
-        <w:rPr>
-          <w:rFonts w:eastAsia="Times New Roman" w:cs="Times New Roman"/>
-          <w:color w:val="000000"/>
-        </w:rPr>
-        <w:t>React</w:t>
+        <w:t xml:space="preserve">• легко </w:t>
+      </w:r>
+      <w:proofErr w:type="spellStart"/>
+      <w:r>
+        <w:rPr>
+          <w:rFonts w:eastAsia="Times New Roman" w:cs="Times New Roman"/>
+          <w:color w:val="000000"/>
+          <w:lang w:val="ru-RU"/>
+        </w:rPr>
+        <w:t>документується</w:t>
+      </w:r>
+      <w:proofErr w:type="spellEnd"/>
+      <w:r>
+        <w:rPr>
+          <w:rFonts w:eastAsia="Times New Roman" w:cs="Times New Roman"/>
+          <w:color w:val="000000"/>
+          <w:lang w:val="ru-RU"/>
+        </w:rPr>
+        <w:t xml:space="preserve"> через </w:t>
+      </w:r>
+      <w:r>
+        <w:rPr>
+          <w:rFonts w:eastAsia="Times New Roman" w:cs="Times New Roman"/>
+          <w:color w:val="000000"/>
+        </w:rPr>
+        <w:t>Swagger</w:t>
       </w:r>
       <w:r>
         <w:rPr>
@@ -1794,7 +1866,25 @@
           <w:color w:val="000000"/>
           <w:lang w:val="ru-RU"/>
         </w:rPr>
-        <w:t>забезпечує</w:t>
+        <w:t>зручний</w:t>
+      </w:r>
+      <w:proofErr w:type="spellEnd"/>
+      <w:r>
+        <w:rPr>
+          <w:rFonts w:eastAsia="Times New Roman" w:cs="Times New Roman"/>
+          <w:color w:val="000000"/>
+          <w:lang w:val="ru-RU"/>
+        </w:rPr>
+        <w:t xml:space="preserve"> для </w:t>
+      </w:r>
+      <w:proofErr w:type="spellStart"/>
+      <w:r>
+        <w:rPr>
+          <w:rFonts w:eastAsia="Times New Roman" w:cs="Times New Roman"/>
+          <w:color w:val="000000"/>
+          <w:lang w:val="ru-RU"/>
+        </w:rPr>
+        <w:t>інтеграції</w:t>
       </w:r>
       <w:proofErr w:type="spellEnd"/>
       <w:r>
@@ -1812,7 +1902,7 @@
           <w:color w:val="000000"/>
           <w:lang w:val="ru-RU"/>
         </w:rPr>
-        <w:t>прозорі</w:t>
+        <w:t>зі</w:t>
       </w:r>
       <w:proofErr w:type="spellEnd"/>
       <w:r>
@@ -1828,7 +1918,7 @@
           <w:rFonts w:eastAsia="Times New Roman" w:cs="Times New Roman"/>
           <w:color w:val="000000"/>
         </w:rPr>
-        <w:t>HTTP</w:t>
+        <w:t>SPA</w:t>
       </w:r>
       <w:r>
         <w:rPr>
@@ -1845,100 +1935,31 @@
           <w:color w:val="000000"/>
           <w:lang w:val="ru-RU"/>
         </w:rPr>
-        <w:t>статуси</w:t>
-      </w:r>
-      <w:proofErr w:type="spellEnd"/>
-      <w:r>
-        <w:rPr>
-          <w:rFonts w:eastAsia="Times New Roman" w:cs="Times New Roman"/>
-          <w:color w:val="000000"/>
-          <w:lang w:val="ru-RU"/>
-        </w:rPr>
-        <w:t xml:space="preserve"> та </w:t>
-      </w:r>
-      <w:proofErr w:type="spellStart"/>
-      <w:r>
-        <w:rPr>
-          <w:rFonts w:eastAsia="Times New Roman" w:cs="Times New Roman"/>
-          <w:color w:val="000000"/>
-          <w:lang w:val="ru-RU"/>
-        </w:rPr>
-        <w:t>простий</w:t>
-      </w:r>
-      <w:proofErr w:type="spellEnd"/>
-      <w:r>
-        <w:rPr>
-          <w:rFonts w:eastAsia="Times New Roman" w:cs="Times New Roman"/>
-          <w:color w:val="000000"/>
-          <w:lang w:val="ru-RU"/>
-        </w:rPr>
-        <w:t xml:space="preserve"> </w:t>
-      </w:r>
-      <w:proofErr w:type="spellStart"/>
-      <w:r>
-        <w:rPr>
-          <w:rFonts w:eastAsia="Times New Roman" w:cs="Times New Roman"/>
-          <w:color w:val="000000"/>
-          <w:lang w:val="ru-RU"/>
-        </w:rPr>
-        <w:t>механізм</w:t>
-      </w:r>
-      <w:proofErr w:type="spellEnd"/>
-      <w:r>
-        <w:rPr>
-          <w:rFonts w:eastAsia="Times New Roman" w:cs="Times New Roman"/>
-          <w:color w:val="000000"/>
-          <w:lang w:val="ru-RU"/>
-        </w:rPr>
-        <w:t xml:space="preserve"> </w:t>
-      </w:r>
-      <w:proofErr w:type="spellStart"/>
-      <w:r>
-        <w:rPr>
-          <w:rFonts w:eastAsia="Times New Roman" w:cs="Times New Roman"/>
-          <w:color w:val="000000"/>
-          <w:lang w:val="ru-RU"/>
-        </w:rPr>
-        <w:t>тестування</w:t>
-      </w:r>
-      <w:proofErr w:type="spellEnd"/>
-      <w:r>
-        <w:rPr>
-          <w:rFonts w:eastAsia="Times New Roman" w:cs="Times New Roman"/>
-          <w:color w:val="000000"/>
-          <w:lang w:val="ru-RU"/>
-        </w:rPr>
-        <w:t xml:space="preserve"> через </w:t>
-      </w:r>
-      <w:r>
-        <w:rPr>
-          <w:rFonts w:eastAsia="Times New Roman" w:cs="Times New Roman"/>
-          <w:color w:val="000000"/>
-        </w:rPr>
-        <w:t>Swagger</w:t>
-      </w:r>
-      <w:r>
-        <w:rPr>
-          <w:rFonts w:eastAsia="Times New Roman" w:cs="Times New Roman"/>
-          <w:color w:val="000000"/>
-          <w:lang w:val="ru-RU"/>
-        </w:rPr>
-        <w:t xml:space="preserve"> </w:t>
-      </w:r>
-      <w:r>
-        <w:rPr>
-          <w:rFonts w:eastAsia="Times New Roman" w:cs="Times New Roman"/>
-          <w:color w:val="000000"/>
-        </w:rPr>
-        <w:t>UI</w:t>
-      </w:r>
-      <w:r>
-        <w:rPr>
-          <w:rFonts w:eastAsia="Times New Roman" w:cs="Times New Roman"/>
-          <w:color w:val="000000"/>
-          <w:lang w:val="ru-RU"/>
-        </w:rPr>
-        <w:t>.</w:t>
+        <w:t>клієнтом</w:t>
+      </w:r>
+      <w:proofErr w:type="spellEnd"/>
+      <w:r>
+        <w:rPr>
+          <w:rFonts w:eastAsia="Times New Roman" w:cs="Times New Roman"/>
+          <w:color w:val="000000"/>
+          <w:lang w:val="ru-RU"/>
+        </w:rPr>
+        <w:t xml:space="preserve"> на </w:t>
+      </w:r>
+      <w:r>
+        <w:rPr>
+          <w:rFonts w:eastAsia="Times New Roman" w:cs="Times New Roman"/>
+          <w:color w:val="000000"/>
+        </w:rPr>
+        <w:t>React</w:t>
+      </w:r>
+      <w:r>
+        <w:rPr>
+          <w:rFonts w:eastAsia="Times New Roman" w:cs="Times New Roman"/>
+          <w:color w:val="000000"/>
+          <w:lang w:val="ru-RU"/>
+        </w:rPr>
+        <w:t>;</w:t>
       </w:r>
     </w:p>
     <w:p>
@@ -1948,6 +1969,175 @@
           <w:lang w:val="ru-RU"/>
         </w:rPr>
       </w:pPr>
+      <w:r>
+        <w:rPr>
+          <w:rFonts w:eastAsia="Times New Roman" w:cs="Times New Roman"/>
+          <w:color w:val="000000"/>
+          <w:lang w:val="ru-RU"/>
+        </w:rPr>
+        <w:t xml:space="preserve">• </w:t>
+      </w:r>
+      <w:proofErr w:type="spellStart"/>
+      <w:r>
+        <w:rPr>
+          <w:rFonts w:eastAsia="Times New Roman" w:cs="Times New Roman"/>
+          <w:color w:val="000000"/>
+          <w:lang w:val="ru-RU"/>
+        </w:rPr>
+        <w:t>забезпечує</w:t>
+      </w:r>
+      <w:proofErr w:type="spellEnd"/>
+      <w:r>
+        <w:rPr>
+          <w:rFonts w:eastAsia="Times New Roman" w:cs="Times New Roman"/>
+          <w:color w:val="000000"/>
+          <w:lang w:val="ru-RU"/>
+        </w:rPr>
+        <w:t xml:space="preserve"> </w:t>
+      </w:r>
+      <w:proofErr w:type="spellStart"/>
+      <w:r>
+        <w:rPr>
+          <w:rFonts w:eastAsia="Times New Roman" w:cs="Times New Roman"/>
+          <w:color w:val="000000"/>
+          <w:lang w:val="ru-RU"/>
+        </w:rPr>
+        <w:t>прозорі</w:t>
+      </w:r>
+      <w:proofErr w:type="spellEnd"/>
+      <w:r>
+        <w:rPr>
+          <w:rFonts w:eastAsia="Times New Roman" w:cs="Times New Roman"/>
+          <w:color w:val="000000"/>
+          <w:lang w:val="ru-RU"/>
+        </w:rPr>
+        <w:t xml:space="preserve"> </w:t>
+      </w:r>
+      <w:r>
+        <w:rPr>
+          <w:rFonts w:eastAsia="Times New Roman" w:cs="Times New Roman"/>
+          <w:color w:val="000000"/>
+        </w:rPr>
+        <w:t>HTTP</w:t>
+      </w:r>
+      <w:r>
+        <w:rPr>
+          <w:rFonts w:eastAsia="Times New Roman" w:cs="Times New Roman"/>
+          <w:color w:val="000000"/>
+          <w:lang w:val="ru-RU"/>
+        </w:rPr>
+        <w:t>-</w:t>
+      </w:r>
+      <w:proofErr w:type="spellStart"/>
+      <w:r>
+        <w:rPr>
+          <w:rFonts w:eastAsia="Times New Roman" w:cs="Times New Roman"/>
+          <w:color w:val="000000"/>
+          <w:lang w:val="ru-RU"/>
+        </w:rPr>
+        <w:t>статуси</w:t>
+      </w:r>
+      <w:proofErr w:type="spellEnd"/>
+      <w:r>
+        <w:rPr>
+          <w:rFonts w:eastAsia="Times New Roman" w:cs="Times New Roman"/>
+          <w:color w:val="000000"/>
+          <w:lang w:val="ru-RU"/>
+        </w:rPr>
+        <w:t xml:space="preserve"> та </w:t>
+      </w:r>
+      <w:proofErr w:type="spellStart"/>
+      <w:r>
+        <w:rPr>
+          <w:rFonts w:eastAsia="Times New Roman" w:cs="Times New Roman"/>
+          <w:color w:val="000000"/>
+          <w:lang w:val="ru-RU"/>
+        </w:rPr>
+        <w:t>простий</w:t>
+      </w:r>
+      <w:proofErr w:type="spellEnd"/>
+      <w:r>
+        <w:rPr>
+          <w:rFonts w:eastAsia="Times New Roman" w:cs="Times New Roman"/>
+          <w:color w:val="000000"/>
+          <w:lang w:val="ru-RU"/>
+        </w:rPr>
+        <w:t xml:space="preserve"> </w:t>
+      </w:r>
+      <w:proofErr w:type="spellStart"/>
+      <w:r>
+        <w:rPr>
+          <w:rFonts w:eastAsia="Times New Roman" w:cs="Times New Roman"/>
+          <w:color w:val="000000"/>
+          <w:lang w:val="ru-RU"/>
+        </w:rPr>
+        <w:t>механізм</w:t>
+      </w:r>
+      <w:proofErr w:type="spellEnd"/>
+      <w:r>
+        <w:rPr>
+          <w:rFonts w:eastAsia="Times New Roman" w:cs="Times New Roman"/>
+          <w:color w:val="000000"/>
+          <w:lang w:val="ru-RU"/>
+        </w:rPr>
+        <w:t xml:space="preserve"> </w:t>
+      </w:r>
+      <w:proofErr w:type="spellStart"/>
+      <w:r>
+        <w:rPr>
+          <w:rFonts w:eastAsia="Times New Roman" w:cs="Times New Roman"/>
+          <w:color w:val="000000"/>
+          <w:lang w:val="ru-RU"/>
+        </w:rPr>
+        <w:t>тестування</w:t>
+      </w:r>
+      <w:proofErr w:type="spellEnd"/>
+      <w:r>
+        <w:rPr>
+          <w:rFonts w:eastAsia="Times New Roman" w:cs="Times New Roman"/>
+          <w:color w:val="000000"/>
+          <w:lang w:val="ru-RU"/>
+        </w:rPr>
+        <w:t xml:space="preserve"> через </w:t>
+      </w:r>
+      <w:r>
+        <w:rPr>
+          <w:rFonts w:eastAsia="Times New Roman" w:cs="Times New Roman"/>
+          <w:color w:val="000000"/>
+        </w:rPr>
+        <w:t>Swagger</w:t>
+      </w:r>
+      <w:r>
+        <w:rPr>
+          <w:rFonts w:eastAsia="Times New Roman" w:cs="Times New Roman"/>
+          <w:color w:val="000000"/>
+          <w:lang w:val="ru-RU"/>
+        </w:rPr>
+        <w:t xml:space="preserve"> </w:t>
+      </w:r>
+      <w:r>
+        <w:rPr>
+          <w:rFonts w:eastAsia="Times New Roman" w:cs="Times New Roman"/>
+          <w:color w:val="000000"/>
+        </w:rPr>
+        <w:t>UI</w:t>
+      </w:r>
+      <w:r>
+        <w:rPr>
+          <w:rFonts w:eastAsia="Times New Roman" w:cs="Times New Roman"/>
+          <w:color w:val="000000"/>
+          <w:lang w:val="ru-RU"/>
+        </w:rPr>
+        <w:t>.</w:t>
+      </w:r>
+    </w:p>
+    <w:p>
+      <w:pPr>
+        <w:spacing w:after="120"/>
+        <w:rPr>
+          <w:lang w:val="ru-RU"/>
+        </w:rPr>
+      </w:pPr>
       <w:proofErr w:type="spellStart"/>
       <w:r>
         <w:rPr>
@@ -1956,16 +2146,7 @@
           <w:color w:val="000000"/>
           <w:lang w:val="ru-RU"/>
         </w:rPr>
-        <w:t>Архітектур</w:t>
-      </w:r>
-      <w:r>
-        <w:rPr>
-          <w:rFonts w:eastAsia="Times New Roman" w:cs="Times New Roman"/>
-          <w:b/>
-          <w:color w:val="000000"/>
-          <w:lang w:val="ru-RU"/>
-        </w:rPr>
-        <w:t>а</w:t>
+        <w:t>Архітектура</w:t>
       </w:r>
       <w:proofErr w:type="spellEnd"/>
       <w:r>
@@ -2696,9 +2877,6 @@
     <w:p>
       <w:pPr>
         <w:spacing w:after="120"/>
-        <w:rPr>
-          <w:lang w:val="ru-RU"/>
-        </w:rPr>
       </w:pPr>
       <w:proofErr w:type="spellStart"/>
       <w:r>
@@ -2716,9 +2894,59 @@
           <w:rFonts w:eastAsia="Times New Roman" w:cs="Times New Roman"/>
           <w:b/>
           <w:color w:val="000000"/>
-          <w:lang w:val="ru-RU"/>
-        </w:rPr>
-        <w:t xml:space="preserve"> шару доступу до </w:t>
+        </w:rPr>
+        <w:t xml:space="preserve"> </w:t>
+      </w:r>
+      <w:r>
+        <w:rPr>
+          <w:rFonts w:eastAsia="Times New Roman" w:cs="Times New Roman"/>
+          <w:b/>
+          <w:color w:val="000000"/>
+          <w:lang w:val="ru-RU"/>
+        </w:rPr>
+        <w:t>шару</w:t>
+      </w:r>
+      <w:r>
+        <w:rPr>
+          <w:rFonts w:eastAsia="Times New Roman" w:cs="Times New Roman"/>
+          <w:b/>
+          <w:color w:val="000000"/>
+        </w:rPr>
+        <w:t xml:space="preserve"> </w:t>
+      </w:r>
+      <w:r>
+        <w:rPr>
+          <w:rFonts w:eastAsia="Times New Roman" w:cs="Times New Roman"/>
+          <w:b/>
+          <w:color w:val="000000"/>
+          <w:lang w:val="ru-RU"/>
+        </w:rPr>
+        <w:t>доступу</w:t>
+      </w:r>
+      <w:r>
+        <w:rPr>
+          <w:rFonts w:eastAsia="Times New Roman" w:cs="Times New Roman"/>
+          <w:b/>
+          <w:color w:val="000000"/>
+        </w:rPr>
+        <w:t xml:space="preserve"> </w:t>
+      </w:r>
+      <w:r>
+        <w:rPr>
+          <w:rFonts w:eastAsia="Times New Roman" w:cs="Times New Roman"/>
+          <w:b/>
+          <w:color w:val="000000"/>
+          <w:lang w:val="ru-RU"/>
+        </w:rPr>
+        <w:t>до</w:t>
+      </w:r>
+      <w:r>
+        <w:rPr>
+          <w:rFonts w:eastAsia="Times New Roman" w:cs="Times New Roman"/>
+          <w:b/>
+          <w:color w:val="000000"/>
+        </w:rPr>
+        <w:t xml:space="preserve"> </w:t>
       </w:r>
       <w:proofErr w:type="spellStart"/>
       <w:r>
@@ -2735,9 +2963,6 @@
     <w:p>
       <w:pPr>
         <w:spacing w:after="120"/>
-        <w:rPr>
-          <w:lang w:val="ru-RU"/>
-        </w:rPr>
       </w:pPr>
       <w:proofErr w:type="spellStart"/>
       <w:r>
@@ -2753,9 +2978,38 @@
         <w:rPr>
           <w:rFonts w:eastAsia="Times New Roman" w:cs="Times New Roman"/>
           <w:color w:val="000000"/>
-          <w:lang w:val="ru-RU"/>
-        </w:rPr>
-        <w:t xml:space="preserve"> до БД </w:t>
+        </w:rPr>
+        <w:t xml:space="preserve"> </w:t>
+      </w:r>
+      <w:r>
+        <w:rPr>
+          <w:rFonts w:eastAsia="Times New Roman" w:cs="Times New Roman"/>
+          <w:color w:val="000000"/>
+          <w:lang w:val="ru-RU"/>
+        </w:rPr>
+        <w:t>до</w:t>
+      </w:r>
+      <w:r>
+        <w:rPr>
+          <w:rFonts w:eastAsia="Times New Roman" w:cs="Times New Roman"/>
+          <w:color w:val="000000"/>
+        </w:rPr>
+        <w:t xml:space="preserve"> </w:t>
+      </w:r>
+      <w:r>
+        <w:rPr>
+          <w:rFonts w:eastAsia="Times New Roman" w:cs="Times New Roman"/>
+          <w:color w:val="000000"/>
+          <w:lang w:val="ru-RU"/>
+        </w:rPr>
+        <w:t>БД</w:t>
+      </w:r>
+      <w:r>
+        <w:rPr>
+          <w:rFonts w:eastAsia="Times New Roman" w:cs="Times New Roman"/>
+          <w:color w:val="000000"/>
+        </w:rPr>
+        <w:t xml:space="preserve"> </w:t>
       </w:r>
       <w:proofErr w:type="spellStart"/>
       <w:r>
@@ -2771,9 +3025,23 @@
         <w:rPr>
           <w:rFonts w:eastAsia="Times New Roman" w:cs="Times New Roman"/>
           <w:color w:val="000000"/>
-          <w:lang w:val="ru-RU"/>
-        </w:rPr>
-        <w:t xml:space="preserve"> через </w:t>
+        </w:rPr>
+        <w:t xml:space="preserve"> </w:t>
+      </w:r>
+      <w:r>
+        <w:rPr>
+          <w:rFonts w:eastAsia="Times New Roman" w:cs="Times New Roman"/>
+          <w:color w:val="000000"/>
+          <w:lang w:val="ru-RU"/>
+        </w:rPr>
+        <w:t>через</w:t>
+      </w:r>
+      <w:r>
+        <w:rPr>
+          <w:rFonts w:eastAsia="Times New Roman" w:cs="Times New Roman"/>
+          <w:color w:val="000000"/>
+        </w:rPr>
+        <w:t xml:space="preserve"> </w:t>
       </w:r>
       <w:proofErr w:type="spellStart"/>
       <w:r>
@@ -2788,7 +3056,6 @@
         <w:rPr>
           <w:rFonts w:eastAsia="Times New Roman" w:cs="Times New Roman"/>
           <w:color w:val="000000"/>
-          <w:lang w:val="ru-RU"/>
         </w:rPr>
         <w:t xml:space="preserve">, </w:t>
       </w:r>
@@ -2806,7 +3073,6 @@
         <w:rPr>
           <w:rFonts w:eastAsia="Times New Roman" w:cs="Times New Roman"/>
           <w:color w:val="000000"/>
-          <w:lang w:val="ru-RU"/>
         </w:rPr>
         <w:t xml:space="preserve"> </w:t>
       </w:r>
@@ -2817,22 +3083,13 @@
           <w:color w:val="000000"/>
           <w:lang w:val="ru-RU"/>
         </w:rPr>
-        <w:t>ін</w:t>
-      </w:r>
-      <w:r>
-        <w:rPr>
-          <w:rFonts w:eastAsia="Times New Roman" w:cs="Times New Roman"/>
-          <w:color w:val="000000"/>
-          <w:lang w:val="ru-RU"/>
-        </w:rPr>
-        <w:t>капсулює</w:t>
-      </w:r>
-      <w:proofErr w:type="spellEnd"/>
-      <w:r>
-        <w:rPr>
-          <w:rFonts w:eastAsia="Times New Roman" w:cs="Times New Roman"/>
-          <w:color w:val="000000"/>
-          <w:lang w:val="ru-RU"/>
+        <w:t>інкапсулює</w:t>
+      </w:r>
+      <w:proofErr w:type="spellEnd"/>
+      <w:r>
+        <w:rPr>
+          <w:rFonts w:eastAsia="Times New Roman" w:cs="Times New Roman"/>
+          <w:color w:val="000000"/>
         </w:rPr>
         <w:t xml:space="preserve"> </w:t>
       </w:r>
@@ -2850,7 +3107,6 @@
         <w:rPr>
           <w:rFonts w:eastAsia="Times New Roman" w:cs="Times New Roman"/>
           <w:color w:val="000000"/>
-          <w:lang w:val="ru-RU"/>
         </w:rPr>
         <w:t xml:space="preserve"> </w:t>
       </w:r>
@@ -2868,7 +3124,6 @@
         <w:rPr>
           <w:rFonts w:eastAsia="Times New Roman" w:cs="Times New Roman"/>
           <w:color w:val="000000"/>
-          <w:lang w:val="ru-RU"/>
         </w:rPr>
         <w:t xml:space="preserve"> </w:t>
       </w:r>
@@ -2886,9 +3141,23 @@
         <w:rPr>
           <w:rFonts w:eastAsia="Times New Roman" w:cs="Times New Roman"/>
           <w:color w:val="000000"/>
-          <w:lang w:val="ru-RU"/>
-        </w:rPr>
-        <w:t xml:space="preserve"> та </w:t>
+        </w:rPr>
+        <w:t xml:space="preserve"> </w:t>
+      </w:r>
+      <w:r>
+        <w:rPr>
+          <w:rFonts w:eastAsia="Times New Roman" w:cs="Times New Roman"/>
+          <w:color w:val="000000"/>
+          <w:lang w:val="ru-RU"/>
+        </w:rPr>
+        <w:t>та</w:t>
+      </w:r>
+      <w:r>
+        <w:rPr>
+          <w:rFonts w:eastAsia="Times New Roman" w:cs="Times New Roman"/>
+          <w:color w:val="000000"/>
+        </w:rPr>
+        <w:t xml:space="preserve"> </w:t>
       </w:r>
       <w:proofErr w:type="spellStart"/>
       <w:r>
@@ -2904,7 +3173,6 @@
         <w:rPr>
           <w:rFonts w:eastAsia="Times New Roman" w:cs="Times New Roman"/>
           <w:color w:val="000000"/>
-          <w:lang w:val="ru-RU"/>
         </w:rPr>
         <w:t xml:space="preserve"> </w:t>
       </w:r>
@@ -2922,7 +3190,6 @@
         <w:rPr>
           <w:rFonts w:eastAsia="Times New Roman" w:cs="Times New Roman"/>
           <w:color w:val="000000"/>
-          <w:lang w:val="ru-RU"/>
         </w:rPr>
         <w:t>.</w:t>
       </w:r>
@@ -3049,6 +3316,7 @@
           <w:rFonts w:eastAsia="Times New Roman" w:cs="Times New Roman"/>
           <w:color w:val="000000"/>
         </w:rPr>
+        <w:lastRenderedPageBreak/>
         <w:t>• RepairTickets</w:t>
       </w:r>
     </w:p>
@@ -3073,7 +3341,6 @@
           <w:rFonts w:eastAsia="Times New Roman" w:cs="Times New Roman"/>
           <w:color w:val="000000"/>
         </w:rPr>
-        <w:lastRenderedPageBreak/>
         <w:t>• PassLogs</w:t>
       </w:r>
     </w:p>
@@ -3146,14 +3413,7 @@
           <w:rFonts w:eastAsia="Times New Roman" w:cs="Times New Roman"/>
           <w:color w:val="000000"/>
         </w:rPr>
-        <w:t xml:space="preserve">• </w:t>
-      </w:r>
-      <w:r>
-        <w:rPr>
-          <w:rFonts w:eastAsia="Times New Roman" w:cs="Times New Roman"/>
-          <w:color w:val="000000"/>
-        </w:rPr>
-        <w:t>RefreshTokens</w:t>
+        <w:t>• RefreshTokens</w:t>
       </w:r>
     </w:p>
     <w:p>
@@ -3208,7 +3468,8 @@
       </w:pPr>
       <w:r>
         <w:rPr>
-          <w:lang w:val="ru-RU"/>
+          <w:noProof/>
+          <w:lang w:val="uk-UA" w:eastAsia="uk-UA"/>
         </w:rPr>
         <w:drawing>
           <wp:inline distT="0" distB="0" distL="0" distR="0" wp14:anchorId="275FE7B7" wp14:editId="6AF319A2">
@@ -3581,6 +3842,7 @@
           <w:color w:val="000000"/>
           <w:lang w:val="ru-RU"/>
         </w:rPr>
+        <w:lastRenderedPageBreak/>
         <w:t xml:space="preserve">• </w:t>
       </w:r>
       <w:proofErr w:type="spellStart"/>
@@ -3799,7 +4061,6 @@
           <w:color w:val="000000"/>
           <w:lang w:val="ru-RU"/>
         </w:rPr>
-        <w:lastRenderedPageBreak/>
         <w:t xml:space="preserve">• </w:t>
       </w:r>
       <w:proofErr w:type="spellStart"/>
@@ -3914,15 +4175,7 @@
           <w:color w:val="000000"/>
           <w:lang w:val="ru-RU"/>
         </w:rPr>
-        <w:t>трасува</w:t>
-      </w:r>
-      <w:r>
-        <w:rPr>
-          <w:rFonts w:eastAsia="Times New Roman" w:cs="Times New Roman"/>
-          <w:color w:val="000000"/>
-          <w:lang w:val="ru-RU"/>
-        </w:rPr>
-        <w:t>ння</w:t>
+        <w:t>трасування</w:t>
       </w:r>
       <w:proofErr w:type="spellEnd"/>
       <w:r>
@@ -4176,13 +4429,59 @@
           <w:color w:val="000000"/>
         </w:rPr>
       </w:pPr>
+      <w:proofErr w:type="spellStart"/>
       <w:r>
         <w:rPr>
           <w:rFonts w:eastAsia="Times New Roman" w:cs="Times New Roman"/>
           <w:b/>
           <w:color w:val="000000"/>
         </w:rPr>
-        <w:t xml:space="preserve">Приклад сервісної логіки </w:t>
+        <w:t>Приклад</w:t>
+      </w:r>
+      <w:proofErr w:type="spellEnd"/>
+      <w:r>
+        <w:rPr>
+          <w:rFonts w:eastAsia="Times New Roman" w:cs="Times New Roman"/>
+          <w:b/>
+          <w:color w:val="000000"/>
+        </w:rPr>
+        <w:t xml:space="preserve"> </w:t>
+      </w:r>
+      <w:proofErr w:type="spellStart"/>
+      <w:r>
+        <w:rPr>
+          <w:rFonts w:eastAsia="Times New Roman" w:cs="Times New Roman"/>
+          <w:b/>
+          <w:color w:val="000000"/>
+        </w:rPr>
+        <w:t>сервісної</w:t>
+      </w:r>
+      <w:proofErr w:type="spellEnd"/>
+      <w:r>
+        <w:rPr>
+          <w:rFonts w:eastAsia="Times New Roman" w:cs="Times New Roman"/>
+          <w:b/>
+          <w:color w:val="000000"/>
+        </w:rPr>
+        <w:t xml:space="preserve"> </w:t>
+      </w:r>
+      <w:proofErr w:type="spellStart"/>
+      <w:r>
+        <w:rPr>
+          <w:rFonts w:eastAsia="Times New Roman" w:cs="Times New Roman"/>
+          <w:b/>
+          <w:color w:val="000000"/>
+        </w:rPr>
+        <w:t>логіки</w:t>
+      </w:r>
+      <w:proofErr w:type="spellEnd"/>
+      <w:r>
+        <w:rPr>
+          <w:rFonts w:eastAsia="Times New Roman" w:cs="Times New Roman"/>
+          <w:b/>
+          <w:color w:val="000000"/>
+        </w:rPr>
+        <w:t xml:space="preserve"> </w:t>
       </w:r>
       <w:proofErr w:type="spellStart"/>
       <w:r>
@@ -4255,6 +4554,11 @@
         <w:jc w:val="center"/>
       </w:pPr>
       <w:r>
+        <w:rPr>
+          <w:noProof/>
+          <w:lang w:val="uk-UA" w:eastAsia="uk-UA"/>
+        </w:rPr>
+        <w:lastRenderedPageBreak/>
         <w:drawing>
           <wp:inline distT="0" distB="0" distL="0" distR="0" wp14:anchorId="080429FB" wp14:editId="58AA5FC5">
             <wp:extent cx="5512801" cy="3013544"/>
@@ -4292,6 +4596,10 @@
         </w:drawing>
       </w:r>
       <w:r>
+        <w:rPr>
+          <w:noProof/>
+          <w:lang w:val="uk-UA" w:eastAsia="uk-UA"/>
+        </w:rPr>
         <w:drawing>
           <wp:inline distT="0" distB="0" distL="0" distR="0" wp14:anchorId="355D5DF0" wp14:editId="6DB83564">
             <wp:extent cx="5943600" cy="1776730"/>
@@ -4339,7 +4647,6 @@
           <w:b/>
           <w:color w:val="000000"/>
         </w:rPr>
-        <w:lastRenderedPageBreak/>
         <w:t>Реалізація REST API</w:t>
       </w:r>
     </w:p>
@@ -4364,14 +4671,7 @@
           <w:rFonts w:eastAsia="Times New Roman" w:cs="Times New Roman"/>
           <w:color w:val="000000"/>
         </w:rPr>
-        <w:t>• /api/a</w:t>
-      </w:r>
-      <w:r>
-        <w:rPr>
-          <w:rFonts w:eastAsia="Times New Roman" w:cs="Times New Roman"/>
-          <w:color w:val="000000"/>
-        </w:rPr>
-        <w:t>uth</w:t>
+        <w:t>• /api/auth</w:t>
       </w:r>
     </w:p>
     <w:p>
@@ -4489,6 +4789,7 @@
           <w:color w:val="000000"/>
           <w:lang w:val="ru-RU"/>
         </w:rPr>
+        <w:lastRenderedPageBreak/>
         <w:t>Приклад контролера для заявок</w:t>
       </w:r>
     </w:p>
@@ -4499,8 +4800,9 @@
       <w:r>
         <w:rPr>
           <w:rFonts w:eastAsia="Times New Roman" w:cs="Times New Roman"/>
-          <w:color w:val="000000"/>
-          <w:lang w:val="ru-RU"/>
+          <w:noProof/>
+          <w:color w:val="000000"/>
+          <w:lang w:val="uk-UA" w:eastAsia="uk-UA"/>
         </w:rPr>
         <w:drawing>
           <wp:inline distT="0" distB="0" distL="0" distR="0" wp14:anchorId="3EC6D76A" wp14:editId="2972EC82">
@@ -4582,9 +4884,10 @@
       <w:r>
         <w:rPr>
           <w:rFonts w:eastAsia="Times New Roman" w:cs="Times New Roman"/>
-          <w:color w:val="000000"/>
-        </w:rPr>
-        <w:lastRenderedPageBreak/>
+          <w:noProof/>
+          <w:color w:val="000000"/>
+          <w:lang w:val="uk-UA" w:eastAsia="uk-UA"/>
+        </w:rPr>
         <w:drawing>
           <wp:inline distT="0" distB="0" distL="0" distR="0" wp14:anchorId="43731A98" wp14:editId="33893904">
             <wp:extent cx="5943600" cy="2449830"/>
@@ -4630,8 +4933,11 @@
       <w:r>
         <w:rPr>
           <w:rFonts w:eastAsia="Times New Roman" w:cs="Times New Roman"/>
-          <w:color w:val="000000"/>
-        </w:rPr>
+          <w:noProof/>
+          <w:color w:val="000000"/>
+          <w:lang w:val="uk-UA" w:eastAsia="uk-UA"/>
+        </w:rPr>
+        <w:lastRenderedPageBreak/>
         <w:drawing>
           <wp:inline distT="0" distB="0" distL="0" distR="0" wp14:anchorId="29F0F928" wp14:editId="5754667B">
             <wp:extent cx="4706007" cy="1867161"/>
@@ -4691,12 +4997,37 @@
       <w:pPr>
         <w:spacing w:after="120"/>
       </w:pPr>
-      <w:r>
-        <w:rPr>
-          <w:rFonts w:eastAsia="Times New Roman" w:cs="Times New Roman"/>
-          <w:color w:val="000000"/>
-        </w:rPr>
-        <w:t xml:space="preserve">Для API використано </w:t>
+      <w:proofErr w:type="spellStart"/>
+      <w:r>
+        <w:rPr>
+          <w:rFonts w:eastAsia="Times New Roman" w:cs="Times New Roman"/>
+          <w:color w:val="000000"/>
+        </w:rPr>
+        <w:t>Для</w:t>
+      </w:r>
+      <w:proofErr w:type="spellEnd"/>
+      <w:r>
+        <w:rPr>
+          <w:rFonts w:eastAsia="Times New Roman" w:cs="Times New Roman"/>
+          <w:color w:val="000000"/>
+        </w:rPr>
+        <w:t xml:space="preserve"> API </w:t>
+      </w:r>
+      <w:proofErr w:type="spellStart"/>
+      <w:r>
+        <w:rPr>
+          <w:rFonts w:eastAsia="Times New Roman" w:cs="Times New Roman"/>
+          <w:color w:val="000000"/>
+        </w:rPr>
+        <w:t>використано</w:t>
+      </w:r>
+      <w:proofErr w:type="spellEnd"/>
+      <w:r>
+        <w:rPr>
+          <w:rFonts w:eastAsia="Times New Roman" w:cs="Times New Roman"/>
+          <w:color w:val="000000"/>
+        </w:rPr>
+        <w:t xml:space="preserve"> </w:t>
       </w:r>
       <w:proofErr w:type="spellStart"/>
       <w:r>
@@ -4769,9 +5100,10 @@
       <w:r>
         <w:rPr>
           <w:rFonts w:eastAsia="Times New Roman" w:cs="Times New Roman"/>
-          <w:color w:val="000000"/>
-        </w:rPr>
-        <w:lastRenderedPageBreak/>
+          <w:noProof/>
+          <w:color w:val="000000"/>
+          <w:lang w:val="uk-UA" w:eastAsia="uk-UA"/>
+        </w:rPr>
         <w:drawing>
           <wp:inline distT="0" distB="0" distL="0" distR="0" wp14:anchorId="33E65C2E" wp14:editId="0FEB792B">
             <wp:extent cx="5732890" cy="3799265"/>
@@ -4831,14 +5163,7 @@
           <w:rFonts w:eastAsia="Times New Roman" w:cs="Times New Roman"/>
           <w:color w:val="000000"/>
         </w:rPr>
-        <w:t xml:space="preserve">У </w:t>
-      </w:r>
-      <w:r>
-        <w:rPr>
-          <w:rFonts w:eastAsia="Times New Roman" w:cs="Times New Roman"/>
-          <w:color w:val="000000"/>
-        </w:rPr>
-        <w:t>проєкті використано FluentValidation.</w:t>
+        <w:t>У проєкті використано FluentValidation.</w:t>
       </w:r>
     </w:p>
     <w:p>
@@ -4849,6 +5174,11 @@
         </w:rPr>
       </w:pPr>
       <w:r>
+        <w:rPr>
+          <w:noProof/>
+          <w:lang w:val="uk-UA" w:eastAsia="uk-UA"/>
+        </w:rPr>
+        <w:lastRenderedPageBreak/>
         <w:drawing>
           <wp:inline distT="0" distB="0" distL="0" distR="0" wp14:anchorId="2F9AE1AA" wp14:editId="2AF7E600">
             <wp:extent cx="5943600" cy="1673225"/>
@@ -5040,7 +5370,6 @@
           <w:b/>
           <w:color w:val="000000"/>
         </w:rPr>
-        <w:lastRenderedPageBreak/>
         <w:t>Створення заявки</w:t>
       </w:r>
     </w:p>
@@ -5132,14 +5461,7 @@
           <w:rFonts w:eastAsia="Times New Roman" w:cs="Times New Roman"/>
           <w:color w:val="000000"/>
         </w:rPr>
-        <w:t xml:space="preserve">  </w:t>
-      </w:r>
-      <w:r>
-        <w:rPr>
-          <w:rFonts w:eastAsia="Times New Roman" w:cs="Times New Roman"/>
-          <w:color w:val="000000"/>
-        </w:rPr>
-        <w:t xml:space="preserve">  "22222222-2222-2222-2222-222222222222"</w:t>
+        <w:t xml:space="preserve">    "22222222-2222-2222-2222-222222222222"</w:t>
       </w:r>
     </w:p>
     <w:p>
@@ -5239,6 +5561,7 @@
           <w:color w:val="000000"/>
           <w:lang w:val="ru-RU"/>
         </w:rPr>
+        <w:lastRenderedPageBreak/>
         <w:t>}</w:t>
       </w:r>
     </w:p>
@@ -5972,7 +6295,6 @@
           <w:color w:val="000000"/>
           <w:lang w:val="ru-RU"/>
         </w:rPr>
-        <w:lastRenderedPageBreak/>
         <w:t>Перевірка</w:t>
       </w:r>
       <w:proofErr w:type="spellEnd"/>
@@ -6119,14 +6441,7 @@
           <w:rFonts w:eastAsia="Times New Roman" w:cs="Times New Roman"/>
           <w:color w:val="000000"/>
         </w:rPr>
-        <w:t>Swagge</w:t>
-      </w:r>
-      <w:r>
-        <w:rPr>
-          <w:rFonts w:eastAsia="Times New Roman" w:cs="Times New Roman"/>
-          <w:color w:val="000000"/>
-        </w:rPr>
-        <w:t>r</w:t>
+        <w:t>Swagger</w:t>
       </w:r>
       <w:r>
         <w:rPr>
@@ -6623,15 +6938,7 @@
           <w:color w:val="000000"/>
           <w:lang w:val="ru-RU"/>
         </w:rPr>
-        <w:t>контр</w:t>
-      </w:r>
-      <w:r>
-        <w:rPr>
-          <w:rFonts w:eastAsia="Times New Roman" w:cs="Times New Roman"/>
-          <w:color w:val="000000"/>
-          <w:lang w:val="ru-RU"/>
-        </w:rPr>
-        <w:t>олери</w:t>
+        <w:t>контролери</w:t>
       </w:r>
       <w:proofErr w:type="spellEnd"/>
       <w:r>
@@ -6779,6 +7086,7 @@
           <w:noProof/>
           <w:lang w:val="uk-UA" w:eastAsia="uk-UA"/>
         </w:rPr>
+        <w:lastRenderedPageBreak/>
         <w:drawing>
           <wp:inline distT="0" distB="0" distL="0" distR="0">
             <wp:extent cx="5120640" cy="4267200"/>
@@ -7089,15 +7397,7 @@
           <w:color w:val="000000"/>
           <w:lang w:val="ru-RU"/>
         </w:rPr>
-        <w:t xml:space="preserve"> 2 наведе</w:t>
-      </w:r>
-      <w:r>
-        <w:rPr>
-          <w:rFonts w:eastAsia="Times New Roman" w:cs="Times New Roman"/>
-          <w:color w:val="000000"/>
-          <w:lang w:val="ru-RU"/>
-        </w:rPr>
-        <w:t xml:space="preserve">но </w:t>
+        <w:t xml:space="preserve"> 2 наведено </w:t>
       </w:r>
       <w:proofErr w:type="spellStart"/>
       <w:r>
@@ -7483,14 +7783,7 @@
           <w:rFonts w:eastAsia="Times New Roman" w:cs="Times New Roman"/>
           <w:color w:val="000000"/>
         </w:rPr>
-        <w:t>D</w:t>
-      </w:r>
-      <w:r>
-        <w:rPr>
-          <w:rFonts w:eastAsia="Times New Roman" w:cs="Times New Roman"/>
-          <w:color w:val="000000"/>
-        </w:rPr>
-        <w:t>TO</w:t>
+        <w:t>DTO</w:t>
       </w:r>
       <w:r>
         <w:rPr>
@@ -7633,7 +7926,6 @@
           <w:color w:val="000000"/>
           <w:lang w:val="ru-RU"/>
         </w:rPr>
-        <w:lastRenderedPageBreak/>
         <w:t>Додатково</w:t>
       </w:r>
       <w:proofErr w:type="spellEnd"/>
@@ -7800,6 +8092,7 @@
           <w:noProof/>
           <w:lang w:val="uk-UA" w:eastAsia="uk-UA"/>
         </w:rPr>
+        <w:lastRenderedPageBreak/>
         <w:drawing>
           <wp:inline distT="0" distB="0" distL="0" distR="0">
             <wp:extent cx="4572000" cy="5688874"/>
@@ -7847,7 +8140,39 @@
           <w:rFonts w:eastAsia="Times New Roman" w:cs="Times New Roman"/>
           <w:color w:val="000000"/>
         </w:rPr>
-        <w:t>Рисунок 2 – Успішне виконання POST /</w:t>
+        <w:t xml:space="preserve">Рисунок 2 – </w:t>
+      </w:r>
+      <w:proofErr w:type="spellStart"/>
+      <w:r>
+        <w:rPr>
+          <w:rFonts w:eastAsia="Times New Roman" w:cs="Times New Roman"/>
+          <w:color w:val="000000"/>
+        </w:rPr>
+        <w:t>Успішне</w:t>
+      </w:r>
+      <w:proofErr w:type="spellEnd"/>
+      <w:r>
+        <w:rPr>
+          <w:rFonts w:eastAsia="Times New Roman" w:cs="Times New Roman"/>
+          <w:color w:val="000000"/>
+        </w:rPr>
+        <w:t xml:space="preserve"> </w:t>
+      </w:r>
+      <w:proofErr w:type="spellStart"/>
+      <w:r>
+        <w:rPr>
+          <w:rFonts w:eastAsia="Times New Roman" w:cs="Times New Roman"/>
+          <w:color w:val="000000"/>
+        </w:rPr>
+        <w:t>виконання</w:t>
+      </w:r>
+      <w:proofErr w:type="spellEnd"/>
+      <w:r>
+        <w:rPr>
+          <w:rFonts w:eastAsia="Times New Roman" w:cs="Times New Roman"/>
+          <w:color w:val="000000"/>
+        </w:rPr>
+        <w:t xml:space="preserve"> POST /</w:t>
       </w:r>
       <w:proofErr w:type="spellStart"/>
       <w:r>
@@ -7879,14 +8204,7 @@
           <w:rFonts w:eastAsia="Times New Roman" w:cs="Times New Roman"/>
           <w:color w:val="000000"/>
         </w:rPr>
-        <w:t>/login у Swagge</w:t>
-      </w:r>
-      <w:r>
-        <w:rPr>
-          <w:rFonts w:eastAsia="Times New Roman" w:cs="Times New Roman"/>
-          <w:color w:val="000000"/>
-        </w:rPr>
-        <w:t>r UI.</w:t>
+        <w:t>/login у Swagger UI.</w:t>
       </w:r>
     </w:p>
     <w:p>
@@ -8248,15 +8566,7 @@
           <w:color w:val="000000"/>
           <w:lang w:val="ru-RU"/>
         </w:rPr>
-        <w:t xml:space="preserve"> заголов</w:t>
-      </w:r>
-      <w:r>
-        <w:rPr>
-          <w:rFonts w:eastAsia="Times New Roman" w:cs="Times New Roman"/>
-          <w:color w:val="000000"/>
-          <w:lang w:val="ru-RU"/>
-        </w:rPr>
-        <w:t xml:space="preserve">ок, </w:t>
+        <w:t xml:space="preserve"> заголовок, </w:t>
       </w:r>
       <w:proofErr w:type="spellStart"/>
       <w:r>
@@ -8329,7 +8639,6 @@
           <w:color w:val="000000"/>
           <w:lang w:val="ru-RU"/>
         </w:rPr>
-        <w:lastRenderedPageBreak/>
         <w:t>Цей</w:t>
       </w:r>
       <w:proofErr w:type="spellEnd"/>
@@ -8706,6 +9015,7 @@
           <w:noProof/>
           <w:lang w:val="uk-UA" w:eastAsia="uk-UA"/>
         </w:rPr>
+        <w:lastRenderedPageBreak/>
         <w:drawing>
           <wp:inline distT="0" distB="0" distL="0" distR="0">
             <wp:extent cx="4572000" cy="5342709"/>
@@ -9005,19 +9315,31 @@
     <w:p>
       <w:pPr>
         <w:spacing w:after="120"/>
-      </w:pPr>
-      <w:r>
-        <w:rPr>
-          <w:rFonts w:eastAsia="Times New Roman" w:cs="Times New Roman"/>
-          <w:color w:val="000000"/>
-        </w:rPr>
-        <w:t xml:space="preserve">REST </w:t>
-      </w:r>
-      <w:proofErr w:type="spellStart"/>
-      <w:r>
-        <w:rPr>
-          <w:rFonts w:eastAsia="Times New Roman" w:cs="Times New Roman"/>
-          <w:color w:val="000000"/>
+        <w:rPr>
+          <w:lang w:val="ru-RU"/>
+        </w:rPr>
+      </w:pPr>
+      <w:r>
+        <w:rPr>
+          <w:rFonts w:eastAsia="Times New Roman" w:cs="Times New Roman"/>
+          <w:color w:val="000000"/>
+        </w:rPr>
+        <w:t>REST</w:t>
+      </w:r>
+      <w:r>
+        <w:rPr>
+          <w:rFonts w:eastAsia="Times New Roman" w:cs="Times New Roman"/>
+          <w:color w:val="000000"/>
+          <w:lang w:val="ru-RU"/>
+        </w:rPr>
+        <w:t xml:space="preserve"> </w:t>
+      </w:r>
+      <w:proofErr w:type="spellStart"/>
+      <w:r>
+        <w:rPr>
+          <w:rFonts w:eastAsia="Times New Roman" w:cs="Times New Roman"/>
+          <w:color w:val="000000"/>
+          <w:lang w:val="ru-RU"/>
         </w:rPr>
         <w:t>зручний</w:t>
       </w:r>
@@ -9026,6 +9348,58 @@
         <w:rPr>
           <w:rFonts w:eastAsia="Times New Roman" w:cs="Times New Roman"/>
           <w:color w:val="000000"/>
+          <w:lang w:val="ru-RU"/>
+        </w:rPr>
+        <w:t xml:space="preserve"> для </w:t>
+      </w:r>
+      <w:r>
+        <w:rPr>
+          <w:rFonts w:eastAsia="Times New Roman" w:cs="Times New Roman"/>
+          <w:color w:val="000000"/>
+        </w:rPr>
+        <w:t>CRUD</w:t>
+      </w:r>
+      <w:r>
+        <w:rPr>
+          <w:rFonts w:eastAsia="Times New Roman" w:cs="Times New Roman"/>
+          <w:color w:val="000000"/>
+          <w:lang w:val="ru-RU"/>
+        </w:rPr>
+        <w:t>-</w:t>
+      </w:r>
+      <w:proofErr w:type="spellStart"/>
+      <w:r>
+        <w:rPr>
+          <w:rFonts w:eastAsia="Times New Roman" w:cs="Times New Roman"/>
+          <w:color w:val="000000"/>
+          <w:lang w:val="ru-RU"/>
+        </w:rPr>
+        <w:t>операцій</w:t>
+      </w:r>
+      <w:proofErr w:type="spellEnd"/>
+      <w:r>
+        <w:rPr>
+          <w:rFonts w:eastAsia="Times New Roman" w:cs="Times New Roman"/>
+          <w:color w:val="000000"/>
+          <w:lang w:val="ru-RU"/>
+        </w:rPr>
+        <w:t xml:space="preserve"> і добре </w:t>
+      </w:r>
+      <w:proofErr w:type="spellStart"/>
+      <w:r>
+        <w:rPr>
+          <w:rFonts w:eastAsia="Times New Roman" w:cs="Times New Roman"/>
+          <w:color w:val="000000"/>
+          <w:lang w:val="ru-RU"/>
+        </w:rPr>
+        <w:t>інтегрується</w:t>
+      </w:r>
+      <w:proofErr w:type="spellEnd"/>
+      <w:r>
+        <w:rPr>
+          <w:rFonts w:eastAsia="Times New Roman" w:cs="Times New Roman"/>
+          <w:color w:val="000000"/>
+          <w:lang w:val="ru-RU"/>
         </w:rPr>
         <w:t xml:space="preserve"> </w:t>
       </w:r>
@@ -9034,45 +9408,200 @@
         <w:rPr>
           <w:rFonts w:eastAsia="Times New Roman" w:cs="Times New Roman"/>
           <w:color w:val="000000"/>
-        </w:rPr>
-        <w:t>для</w:t>
-      </w:r>
-      <w:proofErr w:type="spellEnd"/>
-      <w:r>
-        <w:rPr>
-          <w:rFonts w:eastAsia="Times New Roman" w:cs="Times New Roman"/>
-          <w:color w:val="000000"/>
-        </w:rPr>
-        <w:t xml:space="preserve"> CRUD-</w:t>
-      </w:r>
-      <w:proofErr w:type="spellStart"/>
-      <w:r>
-        <w:rPr>
-          <w:rFonts w:eastAsia="Times New Roman" w:cs="Times New Roman"/>
-          <w:color w:val="000000"/>
-        </w:rPr>
-        <w:t>операцій</w:t>
-      </w:r>
-      <w:proofErr w:type="spellEnd"/>
-      <w:r>
-        <w:rPr>
-          <w:rFonts w:eastAsia="Times New Roman" w:cs="Times New Roman"/>
-          <w:color w:val="000000"/>
-        </w:rPr>
-        <w:t xml:space="preserve"> і добре інтегрується зі SPA. GraphQL підходить для гнучких вибірок даних. gRPC доцільний для міжсервісної</w:t>
-      </w:r>
-      <w:r>
-        <w:rPr>
-          <w:rFonts w:eastAsia="Times New Roman" w:cs="Times New Roman"/>
-          <w:color w:val="000000"/>
-        </w:rPr>
-        <w:t xml:space="preserve"> взаємодії з </w:t>
-      </w:r>
-      <w:proofErr w:type="spellStart"/>
-      <w:r>
-        <w:rPr>
-          <w:rFonts w:eastAsia="Times New Roman" w:cs="Times New Roman"/>
-          <w:color w:val="000000"/>
+          <w:lang w:val="ru-RU"/>
+        </w:rPr>
+        <w:t>зі</w:t>
+      </w:r>
+      <w:proofErr w:type="spellEnd"/>
+      <w:r>
+        <w:rPr>
+          <w:rFonts w:eastAsia="Times New Roman" w:cs="Times New Roman"/>
+          <w:color w:val="000000"/>
+          <w:lang w:val="ru-RU"/>
+        </w:rPr>
+        <w:t xml:space="preserve"> </w:t>
+      </w:r>
+      <w:r>
+        <w:rPr>
+          <w:rFonts w:eastAsia="Times New Roman" w:cs="Times New Roman"/>
+          <w:color w:val="000000"/>
+        </w:rPr>
+        <w:t>SPA</w:t>
+      </w:r>
+      <w:r>
+        <w:rPr>
+          <w:rFonts w:eastAsia="Times New Roman" w:cs="Times New Roman"/>
+          <w:color w:val="000000"/>
+          <w:lang w:val="ru-RU"/>
+        </w:rPr>
+        <w:t xml:space="preserve">. </w:t>
+      </w:r>
+      <w:proofErr w:type="spellStart"/>
+      <w:r>
+        <w:rPr>
+          <w:rFonts w:eastAsia="Times New Roman" w:cs="Times New Roman"/>
+          <w:color w:val="000000"/>
+        </w:rPr>
+        <w:t>GraphQL</w:t>
+      </w:r>
+      <w:proofErr w:type="spellEnd"/>
+      <w:r>
+        <w:rPr>
+          <w:rFonts w:eastAsia="Times New Roman" w:cs="Times New Roman"/>
+          <w:color w:val="000000"/>
+          <w:lang w:val="ru-RU"/>
+        </w:rPr>
+        <w:t xml:space="preserve"> </w:t>
+      </w:r>
+      <w:proofErr w:type="spellStart"/>
+      <w:r>
+        <w:rPr>
+          <w:rFonts w:eastAsia="Times New Roman" w:cs="Times New Roman"/>
+          <w:color w:val="000000"/>
+          <w:lang w:val="ru-RU"/>
+        </w:rPr>
+        <w:t>підходить</w:t>
+      </w:r>
+      <w:proofErr w:type="spellEnd"/>
+      <w:r>
+        <w:rPr>
+          <w:rFonts w:eastAsia="Times New Roman" w:cs="Times New Roman"/>
+          <w:color w:val="000000"/>
+          <w:lang w:val="ru-RU"/>
+        </w:rPr>
+        <w:t xml:space="preserve"> для </w:t>
+      </w:r>
+      <w:proofErr w:type="spellStart"/>
+      <w:r>
+        <w:rPr>
+          <w:rFonts w:eastAsia="Times New Roman" w:cs="Times New Roman"/>
+          <w:color w:val="000000"/>
+          <w:lang w:val="ru-RU"/>
+        </w:rPr>
+        <w:t>гнучких</w:t>
+      </w:r>
+      <w:proofErr w:type="spellEnd"/>
+      <w:r>
+        <w:rPr>
+          <w:rFonts w:eastAsia="Times New Roman" w:cs="Times New Roman"/>
+          <w:color w:val="000000"/>
+          <w:lang w:val="ru-RU"/>
+        </w:rPr>
+        <w:t xml:space="preserve"> </w:t>
+      </w:r>
+      <w:proofErr w:type="spellStart"/>
+      <w:r>
+        <w:rPr>
+          <w:rFonts w:eastAsia="Times New Roman" w:cs="Times New Roman"/>
+          <w:color w:val="000000"/>
+          <w:lang w:val="ru-RU"/>
+        </w:rPr>
+        <w:t>вибірок</w:t>
+      </w:r>
+      <w:proofErr w:type="spellEnd"/>
+      <w:r>
+        <w:rPr>
+          <w:rFonts w:eastAsia="Times New Roman" w:cs="Times New Roman"/>
+          <w:color w:val="000000"/>
+          <w:lang w:val="ru-RU"/>
+        </w:rPr>
+        <w:t xml:space="preserve"> </w:t>
+      </w:r>
+      <w:proofErr w:type="spellStart"/>
+      <w:r>
+        <w:rPr>
+          <w:rFonts w:eastAsia="Times New Roman" w:cs="Times New Roman"/>
+          <w:color w:val="000000"/>
+          <w:lang w:val="ru-RU"/>
+        </w:rPr>
+        <w:t>даних</w:t>
+      </w:r>
+      <w:proofErr w:type="spellEnd"/>
+      <w:r>
+        <w:rPr>
+          <w:rFonts w:eastAsia="Times New Roman" w:cs="Times New Roman"/>
+          <w:color w:val="000000"/>
+          <w:lang w:val="ru-RU"/>
+        </w:rPr>
+        <w:t xml:space="preserve">. </w:t>
+      </w:r>
+      <w:proofErr w:type="spellStart"/>
+      <w:r>
+        <w:rPr>
+          <w:rFonts w:eastAsia="Times New Roman" w:cs="Times New Roman"/>
+          <w:color w:val="000000"/>
+        </w:rPr>
+        <w:t>gRPC</w:t>
+      </w:r>
+      <w:proofErr w:type="spellEnd"/>
+      <w:r>
+        <w:rPr>
+          <w:rFonts w:eastAsia="Times New Roman" w:cs="Times New Roman"/>
+          <w:color w:val="000000"/>
+          <w:lang w:val="ru-RU"/>
+        </w:rPr>
+        <w:t xml:space="preserve"> </w:t>
+      </w:r>
+      <w:proofErr w:type="spellStart"/>
+      <w:r>
+        <w:rPr>
+          <w:rFonts w:eastAsia="Times New Roman" w:cs="Times New Roman"/>
+          <w:color w:val="000000"/>
+          <w:lang w:val="ru-RU"/>
+        </w:rPr>
+        <w:t>доцільний</w:t>
+      </w:r>
+      <w:proofErr w:type="spellEnd"/>
+      <w:r>
+        <w:rPr>
+          <w:rFonts w:eastAsia="Times New Roman" w:cs="Times New Roman"/>
+          <w:color w:val="000000"/>
+          <w:lang w:val="ru-RU"/>
+        </w:rPr>
+        <w:t xml:space="preserve"> для </w:t>
+      </w:r>
+      <w:proofErr w:type="spellStart"/>
+      <w:r>
+        <w:rPr>
+          <w:rFonts w:eastAsia="Times New Roman" w:cs="Times New Roman"/>
+          <w:color w:val="000000"/>
+          <w:lang w:val="ru-RU"/>
+        </w:rPr>
+        <w:t>міжсервісної</w:t>
+      </w:r>
+      <w:proofErr w:type="spellEnd"/>
+      <w:r>
+        <w:rPr>
+          <w:rFonts w:eastAsia="Times New Roman" w:cs="Times New Roman"/>
+          <w:color w:val="000000"/>
+          <w:lang w:val="ru-RU"/>
+        </w:rPr>
+        <w:t xml:space="preserve"> </w:t>
+      </w:r>
+      <w:proofErr w:type="spellStart"/>
+      <w:r>
+        <w:rPr>
+          <w:rFonts w:eastAsia="Times New Roman" w:cs="Times New Roman"/>
+          <w:color w:val="000000"/>
+          <w:lang w:val="ru-RU"/>
+        </w:rPr>
+        <w:t>взаємодії</w:t>
+      </w:r>
+      <w:proofErr w:type="spellEnd"/>
+      <w:r>
+        <w:rPr>
+          <w:rFonts w:eastAsia="Times New Roman" w:cs="Times New Roman"/>
+          <w:color w:val="000000"/>
+          <w:lang w:val="ru-RU"/>
+        </w:rPr>
+        <w:t xml:space="preserve"> з </w:t>
+      </w:r>
+      <w:proofErr w:type="spellStart"/>
+      <w:r>
+        <w:rPr>
+          <w:rFonts w:eastAsia="Times New Roman" w:cs="Times New Roman"/>
+          <w:color w:val="000000"/>
+          <w:lang w:val="ru-RU"/>
         </w:rPr>
         <w:t>високими</w:t>
       </w:r>
@@ -9081,6 +9610,7 @@
         <w:rPr>
           <w:rFonts w:eastAsia="Times New Roman" w:cs="Times New Roman"/>
           <w:color w:val="000000"/>
+          <w:lang w:val="ru-RU"/>
         </w:rPr>
         <w:t xml:space="preserve"> </w:t>
       </w:r>
@@ -9089,6 +9619,7 @@
         <w:rPr>
           <w:rFonts w:eastAsia="Times New Roman" w:cs="Times New Roman"/>
           <w:color w:val="000000"/>
+          <w:lang w:val="ru-RU"/>
         </w:rPr>
         <w:t>вимогами</w:t>
       </w:r>
@@ -9097,47 +9628,25 @@
         <w:rPr>
           <w:rFonts w:eastAsia="Times New Roman" w:cs="Times New Roman"/>
           <w:color w:val="000000"/>
-        </w:rPr>
-        <w:t xml:space="preserve"> </w:t>
-      </w:r>
-      <w:proofErr w:type="spellStart"/>
-      <w:r>
-        <w:rPr>
-          <w:rFonts w:eastAsia="Times New Roman" w:cs="Times New Roman"/>
-          <w:color w:val="000000"/>
-        </w:rPr>
-        <w:t>до</w:t>
-      </w:r>
-      <w:proofErr w:type="spellEnd"/>
-      <w:r>
-        <w:rPr>
-          <w:rFonts w:eastAsia="Times New Roman" w:cs="Times New Roman"/>
-          <w:color w:val="000000"/>
-        </w:rPr>
-        <w:t xml:space="preserve"> </w:t>
-      </w:r>
-      <w:proofErr w:type="spellStart"/>
-      <w:r>
-        <w:rPr>
-          <w:rFonts w:eastAsia="Times New Roman" w:cs="Times New Roman"/>
-          <w:color w:val="000000"/>
-        </w:rPr>
-        <w:t>проду</w:t>
-      </w:r>
-      <w:bookmarkStart w:id="0" w:name="_GoBack"/>
-      <w:bookmarkEnd w:id="0"/>
-      <w:r>
-        <w:rPr>
-          <w:rFonts w:eastAsia="Times New Roman" w:cs="Times New Roman"/>
-          <w:color w:val="000000"/>
-        </w:rPr>
-        <w:t>ктивності</w:t>
-      </w:r>
-      <w:proofErr w:type="spellEnd"/>
-      <w:r>
-        <w:rPr>
-          <w:rFonts w:eastAsia="Times New Roman" w:cs="Times New Roman"/>
-          <w:color w:val="000000"/>
+          <w:lang w:val="ru-RU"/>
+        </w:rPr>
+        <w:t xml:space="preserve"> до </w:t>
+      </w:r>
+      <w:proofErr w:type="spellStart"/>
+      <w:r>
+        <w:rPr>
+          <w:rFonts w:eastAsia="Times New Roman" w:cs="Times New Roman"/>
+          <w:color w:val="000000"/>
+          <w:lang w:val="ru-RU"/>
+        </w:rPr>
+        <w:t>продуктивності</w:t>
+      </w:r>
+      <w:proofErr w:type="spellEnd"/>
+      <w:r>
+        <w:rPr>
+          <w:rFonts w:eastAsia="Times New Roman" w:cs="Times New Roman"/>
+          <w:color w:val="000000"/>
+          <w:lang w:val="ru-RU"/>
         </w:rPr>
         <w:t>.</w:t>
       </w:r>
@@ -9152,7 +9661,6 @@
           <w:b/>
           <w:color w:val="000000"/>
         </w:rPr>
-        <w:lastRenderedPageBreak/>
         <w:t>2. Що таке Over-fetching та Under-fetching</w:t>
       </w:r>
     </w:p>
@@ -9165,7 +9673,56 @@
           <w:rFonts w:eastAsia="Times New Roman" w:cs="Times New Roman"/>
           <w:color w:val="000000"/>
         </w:rPr>
-        <w:t xml:space="preserve">Over-fetching означає отримання зайвих даних, Under-fetching — нестачу даних за один запит. GraphQL вирішує це тим, що клієнт сам визначає </w:t>
+        <w:lastRenderedPageBreak/>
+        <w:t xml:space="preserve">Over-fetching означає отримання зайвих даних, Under-fetching — нестачу даних за один запит. GraphQL вирішує це тим, що </w:t>
+      </w:r>
+      <w:proofErr w:type="spellStart"/>
+      <w:r>
+        <w:rPr>
+          <w:rFonts w:eastAsia="Times New Roman" w:cs="Times New Roman"/>
+          <w:color w:val="000000"/>
+        </w:rPr>
+        <w:t>клієнт</w:t>
+      </w:r>
+      <w:proofErr w:type="spellEnd"/>
+      <w:r>
+        <w:rPr>
+          <w:rFonts w:eastAsia="Times New Roman" w:cs="Times New Roman"/>
+          <w:color w:val="000000"/>
+        </w:rPr>
+        <w:t xml:space="preserve"> </w:t>
+      </w:r>
+      <w:proofErr w:type="spellStart"/>
+      <w:r>
+        <w:rPr>
+          <w:rFonts w:eastAsia="Times New Roman" w:cs="Times New Roman"/>
+          <w:color w:val="000000"/>
+        </w:rPr>
+        <w:t>сам</w:t>
+      </w:r>
+      <w:proofErr w:type="spellEnd"/>
+      <w:r>
+        <w:rPr>
+          <w:rFonts w:eastAsia="Times New Roman" w:cs="Times New Roman"/>
+          <w:color w:val="000000"/>
+        </w:rPr>
+        <w:t xml:space="preserve"> </w:t>
+      </w:r>
+      <w:proofErr w:type="spellStart"/>
+      <w:r>
+        <w:rPr>
+          <w:rFonts w:eastAsia="Times New Roman" w:cs="Times New Roman"/>
+          <w:color w:val="000000"/>
+        </w:rPr>
+        <w:t>визначає</w:t>
+      </w:r>
+      <w:proofErr w:type="spellEnd"/>
+      <w:r>
+        <w:rPr>
+          <w:rFonts w:eastAsia="Times New Roman" w:cs="Times New Roman"/>
+          <w:color w:val="000000"/>
+        </w:rPr>
+        <w:t xml:space="preserve"> </w:t>
       </w:r>
       <w:proofErr w:type="spellStart"/>
       <w:r>
@@ -9238,7 +9795,39 @@
           <w:rFonts w:eastAsia="Times New Roman" w:cs="Times New Roman"/>
           <w:color w:val="000000"/>
         </w:rPr>
-        <w:t xml:space="preserve">Protobuf — бінарний формат серіалізації, який є компактнішим і швидшим за JSON та </w:t>
+        <w:t xml:space="preserve">Protobuf — бінарний формат серіалізації, який є компактнішим і швидшим </w:t>
+      </w:r>
+      <w:proofErr w:type="spellStart"/>
+      <w:r>
+        <w:rPr>
+          <w:rFonts w:eastAsia="Times New Roman" w:cs="Times New Roman"/>
+          <w:color w:val="000000"/>
+        </w:rPr>
+        <w:t>за</w:t>
+      </w:r>
+      <w:proofErr w:type="spellEnd"/>
+      <w:r>
+        <w:rPr>
+          <w:rFonts w:eastAsia="Times New Roman" w:cs="Times New Roman"/>
+          <w:color w:val="000000"/>
+        </w:rPr>
+        <w:t xml:space="preserve"> JSON </w:t>
+      </w:r>
+      <w:proofErr w:type="spellStart"/>
+      <w:r>
+        <w:rPr>
+          <w:rFonts w:eastAsia="Times New Roman" w:cs="Times New Roman"/>
+          <w:color w:val="000000"/>
+        </w:rPr>
+        <w:t>та</w:t>
+      </w:r>
+      <w:proofErr w:type="spellEnd"/>
+      <w:r>
+        <w:rPr>
+          <w:rFonts w:eastAsia="Times New Roman" w:cs="Times New Roman"/>
+          <w:color w:val="000000"/>
+        </w:rPr>
+        <w:t xml:space="preserve"> </w:t>
       </w:r>
       <w:proofErr w:type="spellStart"/>
       <w:r>
@@ -9355,15 +9944,7 @@
           <w:color w:val="000000"/>
           <w:lang w:val="ru-RU"/>
         </w:rPr>
-        <w:t xml:space="preserve"> </w:t>
-      </w:r>
-      <w:r>
-        <w:rPr>
-          <w:rFonts w:eastAsia="Times New Roman" w:cs="Times New Roman"/>
-          <w:color w:val="000000"/>
-          <w:lang w:val="ru-RU"/>
-        </w:rPr>
-        <w:t xml:space="preserve">— через </w:t>
+        <w:t xml:space="preserve"> — через </w:t>
       </w:r>
       <w:proofErr w:type="spellStart"/>
       <w:r>
@@ -9806,15 +10387,7 @@
           <w:b/>
           <w:color w:val="000000"/>
         </w:rPr>
-        <w:t>prot</w:t>
-      </w:r>
-      <w:r>
-        <w:rPr>
-          <w:rFonts w:eastAsia="Times New Roman" w:cs="Times New Roman"/>
-          <w:b/>
-          <w:color w:val="000000"/>
-        </w:rPr>
-        <w:t>o</w:t>
+        <w:t>proto</w:t>
       </w:r>
       <w:proofErr w:type="gramEnd"/>
       <w:r>
@@ -10370,15 +10943,7 @@
           <w:color w:val="000000"/>
           <w:lang w:val="ru-RU"/>
         </w:rPr>
-        <w:t>від</w:t>
-      </w:r>
-      <w:r>
-        <w:rPr>
-          <w:rFonts w:eastAsia="Times New Roman" w:cs="Times New Roman"/>
-          <w:color w:val="000000"/>
-          <w:lang w:val="ru-RU"/>
-        </w:rPr>
-        <w:t>повідає</w:t>
+        <w:t>відповідає</w:t>
       </w:r>
       <w:proofErr w:type="spellEnd"/>
       <w:r>
@@ -11543,7 +12108,6 @@
   <w:style w:type="character" w:default="1" w:styleId="a2">
     <w:name w:val="Default Paragraph Font"/>
     <w:uiPriority w:val="1"/>
-    <w:semiHidden/>
     <w:unhideWhenUsed/>
   </w:style>
   <w:style w:type="table" w:default="1" w:styleId="a3">
@@ -22648,7 +23212,7 @@
 </file>
 
 <file path=customXml/itemProps1.xml><?xml version="1.0" encoding="utf-8"?>
-<ds:datastoreItem xmlns:ds="http://schemas.openxmlformats.org/officeDocument/2006/customXml" ds:itemID="{F9060F77-8BD7-436A-9721-AFD47DCDA56D}">
+<ds:datastoreItem xmlns:ds="http://schemas.openxmlformats.org/officeDocument/2006/customXml" ds:itemID="{B65882E1-2B2D-4DF5-85FC-597411966E42}">
   <ds:schemaRefs>
     <ds:schemaRef ds:uri="http://schemas.openxmlformats.org/officeDocument/2006/bibliography"/>
   </ds:schemaRefs>
